--- a/Титульник.docx
+++ b/Титульник.docx
@@ -1,7 +1,6 @@
 
 <file path=word/document.xml><?xml version="1.0" encoding="utf-8"?>
-<w:document xmlns:wpc="http://schemas.microsoft.com/office/word/2010/wordprocessingCanvas" xmlns:cx="http://schemas.microsoft.com/office/drawing/2014/chartex" xmlns:cx1="http://schemas.microsoft.com/office/drawing/2015/9/8/chartex" xmlns:cx2="http://schemas.microsoft.com/office/drawing/2015/10/21/chartex" xmlns:cx3="http://schemas.microsoft.com/office/drawing/2016/5/9/chartex" xmlns:cx4="http://schemas.microsoft.com/office/drawing/2016/5/10/chartex" xmlns:cx5="http://schemas.microsoft.com/office/drawing/2016/5/11/chartex" xmlns:mc="http://schemas.openxmlformats.org/markup-compatibility/2006" xmlns:o="urn:schemas-microsoft-com:office:office" xmlns:r="http://schemas.openxmlformats.org/officeDocument/2006/relationships" xmlns:m="http://schemas.openxmlformats.org/officeDocument/2006/math" xmlns:v="urn:schemas-microsoft-com:vml" xmlns:wp14="http://schemas.microsoft.com/office/word/2010/wordprocessingDrawing" xmlns:wp="http://schemas.openxmlformats.org/drawingml/2006/wordprocessingDrawing" xmlns:w10="urn:schemas-microsoft-com:office:word" xmlns:w="http://schemas.openxmlformats.org/wordprocessingml/2006/main" xmlns:w14="http://schemas.microsoft.com/office/word/2010/wordml" xmlns:w15="http://schemas.microsoft.com/office/word/2012/wordml" xmlns:wne="http://schemas.microsoft.com/office/word/2006/wordml" xmlns:wpg="http://schemas.microsoft.com/office/word/2010/wordprocessingGroup" xmlns:wpi="http://schemas.microsoft.com/office/word/2010/wordprocessingInk" xmlns:wps="http://schemas.microsoft.com/office/word/2010/wordprocessingShape" mc:Ignorable="w14 w15 wp14">
-  <!-- Generated by Aspose.Words for .NET 24.2.0 -->
+<w:document xmlns:wpc="http://schemas.microsoft.com/office/word/2010/wordprocessingCanvas" xmlns:cx="http://schemas.microsoft.com/office/drawing/2014/chartex" xmlns:cx1="http://schemas.microsoft.com/office/drawing/2015/9/8/chartex" xmlns:cx2="http://schemas.microsoft.com/office/drawing/2015/10/21/chartex" xmlns:cx3="http://schemas.microsoft.com/office/drawing/2016/5/9/chartex" xmlns:cx4="http://schemas.microsoft.com/office/drawing/2016/5/10/chartex" xmlns:cx5="http://schemas.microsoft.com/office/drawing/2016/5/11/chartex" xmlns:cx6="http://schemas.microsoft.com/office/drawing/2016/5/12/chartex" xmlns:cx7="http://schemas.microsoft.com/office/drawing/2016/5/13/chartex" xmlns:cx8="http://schemas.microsoft.com/office/drawing/2016/5/14/chartex" xmlns:mc="http://schemas.openxmlformats.org/markup-compatibility/2006" xmlns:aink="http://schemas.microsoft.com/office/drawing/2016/ink" xmlns:am3d="http://schemas.microsoft.com/office/drawing/2017/model3d" xmlns:o="urn:schemas-microsoft-com:office:office" xmlns:oel="http://schemas.microsoft.com/office/2019/extlst" xmlns:r="http://schemas.openxmlformats.org/officeDocument/2006/relationships" xmlns:m="http://schemas.openxmlformats.org/officeDocument/2006/math" xmlns:v="urn:schemas-microsoft-com:vml" xmlns:wp14="http://schemas.microsoft.com/office/word/2010/wordprocessingDrawing" xmlns:wp="http://schemas.openxmlformats.org/drawingml/2006/wordprocessingDrawing" xmlns:w10="urn:schemas-microsoft-com:office:word" xmlns:w="http://schemas.openxmlformats.org/wordprocessingml/2006/main" xmlns:w14="http://schemas.microsoft.com/office/word/2010/wordml" xmlns:w15="http://schemas.microsoft.com/office/word/2012/wordml" xmlns:w16cex="http://schemas.microsoft.com/office/word/2018/wordml/cex" xmlns:w16cid="http://schemas.microsoft.com/office/word/2016/wordml/cid" xmlns:w16="http://schemas.microsoft.com/office/word/2018/wordml" xmlns:w16sdtdh="http://schemas.microsoft.com/office/word/2020/wordml/sdtdatahash" xmlns:w16se="http://schemas.microsoft.com/office/word/2015/wordml/symex" xmlns:wpg="http://schemas.microsoft.com/office/word/2010/wordprocessingGroup" xmlns:wpi="http://schemas.microsoft.com/office/word/2010/wordprocessingInk" xmlns:wne="http://schemas.microsoft.com/office/word/2006/wordml" xmlns:wps="http://schemas.microsoft.com/office/word/2010/wordprocessingShape" mc:Ignorable="w14 w15 w16se w16cid w16 w16cex w16sdtdh wp14">
   <w:body>
     <w:p>
       <w:pPr>
@@ -19,9 +18,9 @@
         </w:rPr>
       </w:pPr>
       <w:bookmarkStart w:id="0" w:name="_page_1353_0"/>
-      <w:bookmarkStart w:id="1" w:name="_Hlk231926244"/>
+      <w:bookmarkStart w:id="1" w:name="_Hlk231926306"/>
       <w:bookmarkStart w:id="2" w:name="_Hlk231926267"/>
-      <w:bookmarkStart w:id="3" w:name="_Hlk231926306"/>
+      <w:bookmarkStart w:id="3" w:name="_Hlk231926244"/>
       <w:bookmarkEnd w:id="0"/>
     </w:p>
     <w:bookmarkStart w:id="4" w:name="_Hlk231926328"/>
@@ -53,7 +52,7 @@
         <mc:AlternateContent>
           <mc:Choice Requires="wps">
             <w:drawing>
-              <wp:anchor distT="12065" distB="10160" distL="12065" distR="11430" simplePos="0" relativeHeight="251659264" behindDoc="1" locked="0" layoutInCell="0" allowOverlap="1">
+              <wp:anchor distT="12065" distB="10160" distL="12065" distR="11430" simplePos="0" relativeHeight="251659264" behindDoc="1" locked="0" layoutInCell="0" allowOverlap="1" wp14:anchorId="1D14A953" wp14:editId="3CB08FD2">
                 <wp:simplePos x="0" y="0"/>
                 <wp:positionH relativeFrom="page">
                   <wp:posOffset>711200</wp:posOffset>
@@ -68,7 +67,7 @@
                 <wp:cNvGraphicFramePr/>
                 <a:graphic xmlns:a="http://schemas.openxmlformats.org/drawingml/2006/main">
                   <a:graphicData uri="http://schemas.microsoft.com/office/word/2010/wordprocessingShape">
-                    <wps:wsp xmlns:wps="http://schemas.microsoft.com/office/word/2010/wordprocessingShape">
+                    <wps:wsp>
                       <wps:cNvSpPr/>
                       <wps:spPr>
                         <a:xfrm>
@@ -83,9 +82,11 @@
                             <a:gd name="textAreaTop" fmla="*/ 0 h 360"/>
                             <a:gd name="textAreaBottom" fmla="*/ 737280 h 360"/>
                           </a:gdLst>
+                          <a:ahLst/>
+                          <a:cxnLst/>
                           <a:rect l="textAreaLeft" t="textAreaTop" r="textAreaRight" b="textAreaBottom"/>
                           <a:pathLst>
-                            <a:path fill="norm" w="6264275" stroke="1">
+                            <a:path w="6264275">
                               <a:moveTo>
                                 <a:pt x="0" y="0"/>
                               </a:moveTo>
@@ -142,7 +143,7 @@
           <w:szCs w:val="20"/>
         </w:rPr>
         <w:drawing>
-          <wp:anchor distT="0" distB="0" distL="114300" distR="114300" simplePos="0" relativeHeight="251660288" behindDoc="0" locked="0" layoutInCell="1" allowOverlap="1">
+          <wp:anchor distT="0" distB="0" distL="114300" distR="114300" simplePos="0" relativeHeight="251660288" behindDoc="0" locked="0" layoutInCell="1" allowOverlap="1" wp14:anchorId="5C8A4DBE" wp14:editId="40D565CA">
             <wp:simplePos x="0" y="0"/>
             <wp:positionH relativeFrom="column">
               <wp:posOffset>8255</wp:posOffset>
@@ -167,7 +168,7 @@
                     </pic:cNvPicPr>
                   </pic:nvPicPr>
                   <pic:blipFill>
-                    <a:blip xmlns:r="http://schemas.openxmlformats.org/officeDocument/2006/relationships" r:embed="rId5" cstate="print"/>
+                    <a:blip r:embed="rId5" cstate="print"/>
                     <a:stretch>
                       <a:fillRect/>
                     </a:stretch>
@@ -204,7 +205,7 @@
           <w:szCs w:val="20"/>
         </w:rPr>
         <w:drawing>
-          <wp:anchor distT="0" distB="0" distL="114300" distR="114300" simplePos="0" relativeHeight="251661312" behindDoc="0" locked="0" layoutInCell="1" allowOverlap="1">
+          <wp:anchor distT="0" distB="0" distL="114300" distR="114300" simplePos="0" relativeHeight="251661312" behindDoc="0" locked="0" layoutInCell="1" allowOverlap="1" wp14:anchorId="55AEC236" wp14:editId="2C5D6490">
             <wp:simplePos x="0" y="0"/>
             <wp:positionH relativeFrom="column">
               <wp:posOffset>8255</wp:posOffset>
@@ -229,7 +230,7 @@
                     </pic:cNvPicPr>
                   </pic:nvPicPr>
                   <pic:blipFill>
-                    <a:blip xmlns:r="http://schemas.openxmlformats.org/officeDocument/2006/relationships" r:embed="rId5" cstate="print"/>
+                    <a:blip r:embed="rId5" cstate="print"/>
                     <a:stretch>
                       <a:fillRect/>
                     </a:stretch>
@@ -466,7 +467,7 @@
         </w:rPr>
       </w:pPr>
     </w:p>
-    <w:bookmarkEnd w:id="3"/>
+    <w:bookmarkEnd w:id="1"/>
     <w:p>
       <w:pPr>
         <w:spacing w:after="10" w:line="140" w:lineRule="exact"/>
@@ -654,6 +655,18 @@
         </w:rPr>
         <w:tab/>
       </w:r>
+      <w:r>
+        <w:rPr>
+          <w:rFonts w:ascii="Times New Roman" w:eastAsia="OGPNU+TimesNewRomanPSMT" w:hAnsi="Times New Roman" w:cs="OGPNU+TimesNewRomanPSMT"/>
+          <w:b/>
+          <w:bCs/>
+          <w:color w:val="000000"/>
+          <w:sz w:val="24"/>
+          <w:szCs w:val="24"/>
+          <w:u w:val="single"/>
+        </w:rPr>
+        <w:tab/>
+      </w:r>
     </w:p>
     <w:p>
       <w:pPr>
@@ -727,6 +740,18 @@
         </w:rPr>
         <w:tab/>
       </w:r>
+      <w:r>
+        <w:rPr>
+          <w:rFonts w:ascii="Times New Roman" w:eastAsia="OGPNU+TimesNewRomanPSMT" w:hAnsi="Times New Roman" w:cs="OGPNU+TimesNewRomanPSMT"/>
+          <w:b/>
+          <w:bCs/>
+          <w:color w:val="000000"/>
+          <w:sz w:val="24"/>
+          <w:szCs w:val="24"/>
+          <w:u w:val="single"/>
+        </w:rPr>
+        <w:tab/>
+      </w:r>
     </w:p>
     <w:p>
       <w:pPr>
@@ -735,6 +760,553 @@
           <w:rFonts w:ascii="Times New Roman" w:hAnsi="Times New Roman"/>
           <w:sz w:val="12"/>
           <w:szCs w:val="12"/>
+        </w:rPr>
+      </w:pPr>
+    </w:p>
+    <w:p>
+      <w:pPr>
+        <w:widowControl w:val="0"/>
+        <w:tabs>
+          <w:tab w:val="left" w:pos="7081"/>
+          <w:tab w:val="left" w:pos="8310"/>
+          <w:tab w:val="left" w:pos="8880"/>
+          <w:tab w:val="left" w:pos="9914"/>
+        </w:tabs>
+        <w:spacing w:line="276" w:lineRule="auto"/>
+        <w:ind w:right="-20"/>
+        <w:rPr>
+          <w:rFonts w:ascii="Times New Roman" w:hAnsi="Times New Roman"/>
+        </w:rPr>
+      </w:pPr>
+      <w:r>
+        <w:rPr>
+          <w:rFonts w:ascii="Times New Roman" w:eastAsia="OGPNU+TimesNewRomanPSMT" w:hAnsi="Times New Roman" w:cs="OGPNU+TimesNewRomanPSMT"/>
+          <w:b/>
+          <w:bCs/>
+          <w:color w:val="000000"/>
+          <w:sz w:val="24"/>
+          <w:szCs w:val="24"/>
+        </w:rPr>
+        <w:t>Г</w:t>
+      </w:r>
+      <w:r>
+        <w:rPr>
+          <w:rFonts w:ascii="Times New Roman" w:eastAsia="OGPNU+TimesNewRomanPSMT" w:hAnsi="Times New Roman" w:cs="OGPNU+TimesNewRomanPSMT"/>
+          <w:b/>
+          <w:bCs/>
+          <w:color w:val="000000"/>
+          <w:spacing w:val="1"/>
+          <w:w w:val="99"/>
+          <w:sz w:val="24"/>
+          <w:szCs w:val="24"/>
+        </w:rPr>
+        <w:t>р</w:t>
+      </w:r>
+      <w:r>
+        <w:rPr>
+          <w:rFonts w:ascii="Times New Roman" w:eastAsia="OGPNU+TimesNewRomanPSMT" w:hAnsi="Times New Roman" w:cs="OGPNU+TimesNewRomanPSMT"/>
+          <w:b/>
+          <w:bCs/>
+          <w:color w:val="000000"/>
+          <w:sz w:val="24"/>
+          <w:szCs w:val="24"/>
+        </w:rPr>
+        <w:t>уппа</w:t>
+      </w:r>
+      <w:r>
+        <w:rPr>
+          <w:rFonts w:ascii="Times New Roman" w:eastAsia="OGPNU+TimesNewRomanPSMT" w:hAnsi="Times New Roman" w:cs="OGPNU+TimesNewRomanPSMT"/>
+          <w:b/>
+          <w:bCs/>
+          <w:color w:val="000000"/>
+          <w:sz w:val="24"/>
+          <w:szCs w:val="24"/>
+          <w:u w:val="single"/>
+        </w:rPr>
+        <w:t xml:space="preserve">        </w:t>
+      </w:r>
+      <w:r>
+        <w:rPr>
+          <w:sz w:val="24"/>
+          <w:szCs w:val="24"/>
+          <w:u w:val="single"/>
+        </w:rPr>
+        <w:t>М8О</w:t>
+      </w:r>
+      <w:r>
+        <w:rPr>
+          <w:sz w:val="24"/>
+          <w:szCs w:val="24"/>
+          <w:u w:val="single"/>
+        </w:rPr>
+        <w:t>-209СВ</w:t>
+      </w:r>
+      <w:r>
+        <w:rPr>
+          <w:sz w:val="24"/>
+          <w:szCs w:val="24"/>
+          <w:u w:val="single"/>
+        </w:rPr>
+        <w:t>-</w:t>
+      </w:r>
+      <w:r>
+        <w:rPr>
+          <w:sz w:val="24"/>
+          <w:szCs w:val="24"/>
+          <w:u w:val="single"/>
+        </w:rPr>
+        <w:t xml:space="preserve">24  </w:t>
+      </w:r>
+      <w:r>
+        <w:rPr>
+          <w:sz w:val="24"/>
+          <w:szCs w:val="24"/>
+          <w:u w:val="single"/>
+        </w:rPr>
+        <w:t xml:space="preserve"> </w:t>
+      </w:r>
+      <w:r>
+        <w:rPr>
+          <w:b/>
+          <w:sz w:val="24"/>
+          <w:szCs w:val="24"/>
+          <w:u w:val="single"/>
+        </w:rPr>
+        <w:t xml:space="preserve"> </w:t>
+      </w:r>
+      <w:r>
+        <w:rPr>
+          <w:rFonts w:ascii="Times New Roman" w:eastAsia="OGPNU+TimesNewRomanPSMT" w:hAnsi="Times New Roman" w:cs="OGPNU+TimesNewRomanPSMT"/>
+          <w:b/>
+          <w:bCs/>
+          <w:color w:val="000000"/>
+          <w:sz w:val="24"/>
+          <w:szCs w:val="24"/>
+          <w:u w:val="single"/>
+        </w:rPr>
+        <w:t xml:space="preserve">         </w:t>
+      </w:r>
+      <w:r>
+        <w:rPr>
+          <w:rFonts w:ascii="Times New Roman" w:eastAsia="OGPNU+TimesNewRomanPSMT" w:hAnsi="Times New Roman" w:cs="OGPNU+TimesNewRomanPSMT"/>
+          <w:b/>
+          <w:bCs/>
+          <w:color w:val="000000"/>
+          <w:sz w:val="24"/>
+          <w:szCs w:val="24"/>
+        </w:rPr>
+        <w:t>На</w:t>
+      </w:r>
+      <w:r>
+        <w:rPr>
+          <w:rFonts w:ascii="Times New Roman" w:eastAsia="OGPNU+TimesNewRomanPSMT" w:hAnsi="Times New Roman" w:cs="OGPNU+TimesNewRomanPSMT"/>
+          <w:b/>
+          <w:bCs/>
+          <w:color w:val="000000"/>
+          <w:spacing w:val="1"/>
+          <w:sz w:val="24"/>
+          <w:szCs w:val="24"/>
+        </w:rPr>
+        <w:t>п</w:t>
+      </w:r>
+      <w:r>
+        <w:rPr>
+          <w:rFonts w:ascii="Times New Roman" w:eastAsia="OGPNU+TimesNewRomanPSMT" w:hAnsi="Times New Roman" w:cs="OGPNU+TimesNewRomanPSMT"/>
+          <w:b/>
+          <w:bCs/>
+          <w:color w:val="000000"/>
+          <w:spacing w:val="1"/>
+          <w:w w:val="99"/>
+          <w:sz w:val="24"/>
+          <w:szCs w:val="24"/>
+        </w:rPr>
+        <w:t>р</w:t>
+      </w:r>
+      <w:r>
+        <w:rPr>
+          <w:rFonts w:ascii="Times New Roman" w:eastAsia="OGPNU+TimesNewRomanPSMT" w:hAnsi="Times New Roman" w:cs="OGPNU+TimesNewRomanPSMT"/>
+          <w:b/>
+          <w:bCs/>
+          <w:color w:val="000000"/>
+          <w:sz w:val="24"/>
+          <w:szCs w:val="24"/>
+        </w:rPr>
+        <w:t>а</w:t>
+      </w:r>
+      <w:r>
+        <w:rPr>
+          <w:rFonts w:ascii="Times New Roman" w:eastAsia="OGPNU+TimesNewRomanPSMT" w:hAnsi="Times New Roman" w:cs="OGPNU+TimesNewRomanPSMT"/>
+          <w:b/>
+          <w:bCs/>
+          <w:color w:val="000000"/>
+          <w:w w:val="99"/>
+          <w:sz w:val="24"/>
+          <w:szCs w:val="24"/>
+        </w:rPr>
+        <w:t>вл</w:t>
+      </w:r>
+      <w:r>
+        <w:rPr>
+          <w:rFonts w:ascii="Times New Roman" w:eastAsia="OGPNU+TimesNewRomanPSMT" w:hAnsi="Times New Roman" w:cs="OGPNU+TimesNewRomanPSMT"/>
+          <w:b/>
+          <w:bCs/>
+          <w:color w:val="000000"/>
+          <w:spacing w:val="-1"/>
+          <w:sz w:val="24"/>
+          <w:szCs w:val="24"/>
+        </w:rPr>
+        <w:t>е</w:t>
+      </w:r>
+      <w:r>
+        <w:rPr>
+          <w:rFonts w:ascii="Times New Roman" w:eastAsia="OGPNU+TimesNewRomanPSMT" w:hAnsi="Times New Roman" w:cs="OGPNU+TimesNewRomanPSMT"/>
+          <w:b/>
+          <w:bCs/>
+          <w:color w:val="000000"/>
+          <w:sz w:val="24"/>
+          <w:szCs w:val="24"/>
+        </w:rPr>
+        <w:t>н</w:t>
+      </w:r>
+      <w:r>
+        <w:rPr>
+          <w:rFonts w:ascii="Times New Roman" w:eastAsia="OGPNU+TimesNewRomanPSMT" w:hAnsi="Times New Roman" w:cs="OGPNU+TimesNewRomanPSMT"/>
+          <w:b/>
+          <w:bCs/>
+          <w:color w:val="000000"/>
+          <w:spacing w:val="1"/>
+          <w:sz w:val="24"/>
+          <w:szCs w:val="24"/>
+        </w:rPr>
+        <w:t>и</w:t>
+      </w:r>
+      <w:r>
+        <w:rPr>
+          <w:rFonts w:ascii="Times New Roman" w:eastAsia="OGPNU+TimesNewRomanPSMT" w:hAnsi="Times New Roman" w:cs="OGPNU+TimesNewRomanPSMT"/>
+          <w:b/>
+          <w:bCs/>
+          <w:color w:val="000000"/>
+          <w:sz w:val="24"/>
+          <w:szCs w:val="24"/>
+        </w:rPr>
+        <w:t>е</w:t>
+      </w:r>
+      <w:r>
+        <w:rPr>
+          <w:rFonts w:ascii="Times New Roman" w:eastAsia="OGPNU+TimesNewRomanPSMT" w:hAnsi="Times New Roman" w:cs="OGPNU+TimesNewRomanPSMT"/>
+          <w:b/>
+          <w:bCs/>
+          <w:color w:val="000000"/>
+          <w:sz w:val="24"/>
+          <w:szCs w:val="24"/>
+        </w:rPr>
+        <w:t xml:space="preserve"> </w:t>
+      </w:r>
+      <w:r>
+        <w:rPr>
+          <w:bCs/>
+          <w:sz w:val="24"/>
+          <w:szCs w:val="24"/>
+          <w:u w:val="single"/>
+        </w:rPr>
+        <w:t>02.0</w:t>
+      </w:r>
+      <w:r>
+        <w:rPr>
+          <w:bCs/>
+          <w:sz w:val="24"/>
+          <w:szCs w:val="24"/>
+          <w:u w:val="single"/>
+        </w:rPr>
+        <w:t>4</w:t>
+      </w:r>
+      <w:r>
+        <w:rPr>
+          <w:bCs/>
+          <w:sz w:val="24"/>
+          <w:szCs w:val="24"/>
+          <w:u w:val="single"/>
+        </w:rPr>
+        <w:t xml:space="preserve">.02 </w:t>
+      </w:r>
+      <w:r>
+        <w:rPr>
+          <w:bCs/>
+          <w:sz w:val="24"/>
+          <w:szCs w:val="24"/>
+          <w:u w:val="single"/>
+        </w:rPr>
+        <w:t>Фундаментальная информатика и информационные технологии</w:t>
+      </w:r>
+      <w:r>
+        <w:rPr>
+          <w:rFonts w:ascii="Times New Roman" w:eastAsia="OGPNU+TimesNewRomanPSMT" w:hAnsi="Times New Roman" w:cs="OGPNU+TimesNewRomanPSMT"/>
+          <w:b/>
+          <w:bCs/>
+          <w:color w:val="000000"/>
+          <w:sz w:val="24"/>
+          <w:szCs w:val="24"/>
+          <w:u w:val="single"/>
+        </w:rPr>
+        <w:tab/>
+      </w:r>
+      <w:r>
+        <w:rPr>
+          <w:rFonts w:ascii="Times New Roman" w:eastAsia="OGPNU+TimesNewRomanPSMT" w:hAnsi="Times New Roman" w:cs="OGPNU+TimesNewRomanPSMT"/>
+          <w:b/>
+          <w:bCs/>
+          <w:color w:val="000000"/>
+          <w:sz w:val="24"/>
+          <w:szCs w:val="24"/>
+          <w:u w:val="single"/>
+        </w:rPr>
+        <w:tab/>
+      </w:r>
+      <w:r>
+        <w:rPr>
+          <w:rFonts w:ascii="Times New Roman" w:eastAsia="OGPNU+TimesNewRomanPSMT" w:hAnsi="Times New Roman" w:cs="OGPNU+TimesNewRomanPSMT"/>
+          <w:b/>
+          <w:bCs/>
+          <w:color w:val="000000"/>
+          <w:sz w:val="24"/>
+          <w:szCs w:val="24"/>
+          <w:u w:val="single"/>
+        </w:rPr>
+        <w:tab/>
+      </w:r>
+      <w:r>
+        <w:rPr>
+          <w:rFonts w:ascii="Times New Roman" w:eastAsia="OGPNU+TimesNewRomanPSMT" w:hAnsi="Times New Roman" w:cs="OGPNU+TimesNewRomanPSMT"/>
+          <w:b/>
+          <w:bCs/>
+          <w:color w:val="000000"/>
+          <w:sz w:val="24"/>
+          <w:szCs w:val="24"/>
+          <w:u w:val="single"/>
+        </w:rPr>
+        <w:tab/>
+      </w:r>
+      <w:r>
+        <w:rPr>
+          <w:rFonts w:ascii="Times New Roman" w:eastAsia="OGPNU+TimesNewRomanPSMT" w:hAnsi="Times New Roman" w:cs="OGPNU+TimesNewRomanPSMT"/>
+          <w:b/>
+          <w:bCs/>
+          <w:color w:val="000000"/>
+          <w:sz w:val="24"/>
+          <w:szCs w:val="24"/>
+          <w:u w:val="single"/>
+        </w:rPr>
+        <w:tab/>
+      </w:r>
+      <w:r>
+        <w:rPr>
+          <w:rFonts w:ascii="Times New Roman" w:eastAsia="OGPNU+TimesNewRomanPSMT" w:hAnsi="Times New Roman" w:cs="OGPNU+TimesNewRomanPSMT"/>
+          <w:b/>
+          <w:bCs/>
+          <w:color w:val="000000"/>
+          <w:sz w:val="24"/>
+          <w:szCs w:val="24"/>
+        </w:rPr>
+        <w:tab/>
+        <w:t xml:space="preserve"> </w:t>
+      </w:r>
+      <w:r>
+        <w:rPr>
+          <w:rFonts w:ascii="Times New Roman" w:eastAsia="OGPNU+TimesNewRomanPSMT" w:hAnsi="Times New Roman" w:cs="OGPNU+TimesNewRomanPSMT"/>
+          <w:b/>
+          <w:bCs/>
+          <w:color w:val="000000"/>
+          <w:sz w:val="24"/>
+          <w:szCs w:val="24"/>
+          <w:u w:val="single"/>
+        </w:rPr>
+        <w:t xml:space="preserve">                                                                                           </w:t>
+      </w:r>
+    </w:p>
+    <w:p>
+      <w:pPr>
+        <w:spacing w:after="17" w:line="120" w:lineRule="exact"/>
+        <w:rPr>
+          <w:rFonts w:ascii="Times New Roman" w:hAnsi="Times New Roman"/>
+          <w:sz w:val="12"/>
+          <w:szCs w:val="12"/>
+        </w:rPr>
+      </w:pPr>
+    </w:p>
+    <w:p>
+      <w:pPr>
+        <w:widowControl w:val="0"/>
+        <w:tabs>
+          <w:tab w:val="left" w:pos="1365"/>
+          <w:tab w:val="left" w:pos="9914"/>
+        </w:tabs>
+        <w:spacing w:line="240" w:lineRule="auto"/>
+        <w:ind w:right="-20"/>
+        <w:rPr>
+          <w:rFonts w:ascii="Times New Roman" w:hAnsi="Times New Roman"/>
+        </w:rPr>
+      </w:pPr>
+      <w:r>
+        <w:rPr>
+          <w:rFonts w:ascii="Times New Roman" w:eastAsia="OGPNU+TimesNewRomanPSMT" w:hAnsi="Times New Roman" w:cs="OGPNU+TimesNewRomanPSMT"/>
+          <w:b/>
+          <w:bCs/>
+          <w:color w:val="000000"/>
+          <w:sz w:val="24"/>
+          <w:szCs w:val="24"/>
+        </w:rPr>
+        <w:t>П</w:t>
+      </w:r>
+      <w:r>
+        <w:rPr>
+          <w:rFonts w:ascii="Times New Roman" w:eastAsia="OGPNU+TimesNewRomanPSMT" w:hAnsi="Times New Roman" w:cs="OGPNU+TimesNewRomanPSMT"/>
+          <w:b/>
+          <w:bCs/>
+          <w:color w:val="000000"/>
+          <w:spacing w:val="1"/>
+          <w:w w:val="99"/>
+          <w:sz w:val="24"/>
+          <w:szCs w:val="24"/>
+        </w:rPr>
+        <w:t>р</w:t>
+      </w:r>
+      <w:r>
+        <w:rPr>
+          <w:rFonts w:ascii="Times New Roman" w:eastAsia="OGPNU+TimesNewRomanPSMT" w:hAnsi="Times New Roman" w:cs="OGPNU+TimesNewRomanPSMT"/>
+          <w:b/>
+          <w:bCs/>
+          <w:color w:val="000000"/>
+          <w:sz w:val="24"/>
+          <w:szCs w:val="24"/>
+        </w:rPr>
+        <w:t>о</w:t>
+      </w:r>
+      <w:r>
+        <w:rPr>
+          <w:rFonts w:ascii="Times New Roman" w:eastAsia="OGPNU+TimesNewRomanPSMT" w:hAnsi="Times New Roman" w:cs="OGPNU+TimesNewRomanPSMT"/>
+          <w:b/>
+          <w:bCs/>
+          <w:color w:val="000000"/>
+          <w:w w:val="99"/>
+          <w:sz w:val="24"/>
+          <w:szCs w:val="24"/>
+        </w:rPr>
+        <w:t>гр</w:t>
+      </w:r>
+      <w:r>
+        <w:rPr>
+          <w:rFonts w:ascii="Times New Roman" w:eastAsia="OGPNU+TimesNewRomanPSMT" w:hAnsi="Times New Roman" w:cs="OGPNU+TimesNewRomanPSMT"/>
+          <w:b/>
+          <w:bCs/>
+          <w:color w:val="000000"/>
+          <w:spacing w:val="-1"/>
+          <w:sz w:val="24"/>
+          <w:szCs w:val="24"/>
+        </w:rPr>
+        <w:t>а</w:t>
+      </w:r>
+      <w:r>
+        <w:rPr>
+          <w:rFonts w:ascii="Times New Roman" w:eastAsia="OGPNU+TimesNewRomanPSMT" w:hAnsi="Times New Roman" w:cs="OGPNU+TimesNewRomanPSMT"/>
+          <w:b/>
+          <w:bCs/>
+          <w:color w:val="000000"/>
+          <w:w w:val="99"/>
+          <w:sz w:val="24"/>
+          <w:szCs w:val="24"/>
+        </w:rPr>
+        <w:t>мм</w:t>
+      </w:r>
+      <w:r>
+        <w:rPr>
+          <w:rFonts w:ascii="Times New Roman" w:eastAsia="OGPNU+TimesNewRomanPSMT" w:hAnsi="Times New Roman" w:cs="OGPNU+TimesNewRomanPSMT"/>
+          <w:b/>
+          <w:bCs/>
+          <w:color w:val="000000"/>
+          <w:sz w:val="24"/>
+          <w:szCs w:val="24"/>
+        </w:rPr>
+        <w:t>а</w:t>
+      </w:r>
+      <w:r>
+        <w:rPr>
+          <w:rFonts w:ascii="Times New Roman" w:eastAsia="OGPNU+TimesNewRomanPSMT" w:hAnsi="Times New Roman" w:cs="OGPNU+TimesNewRomanPSMT"/>
+          <w:b/>
+          <w:bCs/>
+          <w:color w:val="000000"/>
+          <w:sz w:val="24"/>
+          <w:szCs w:val="24"/>
+          <w:u w:val="single"/>
+        </w:rPr>
+        <w:tab/>
+      </w:r>
+      <w:r>
+        <w:rPr>
+          <w:rFonts w:ascii="Times New Roman" w:eastAsia="OGPNU+TimesNewRomanPSMT" w:hAnsi="Times New Roman" w:cs="OGPNU+TimesNewRomanPSMT"/>
+          <w:b/>
+          <w:bCs/>
+          <w:color w:val="000000"/>
+          <w:sz w:val="24"/>
+          <w:szCs w:val="24"/>
+          <w:u w:val="single"/>
+        </w:rPr>
+        <w:t>Информатика и компьютерные науки</w:t>
+      </w:r>
+      <w:r>
+        <w:rPr>
+          <w:rFonts w:ascii="Times New Roman" w:eastAsia="OGPNU+TimesNewRomanPSMT" w:hAnsi="Times New Roman" w:cs="OGPNU+TimesNewRomanPSMT"/>
+          <w:b/>
+          <w:bCs/>
+          <w:color w:val="000000"/>
+          <w:sz w:val="24"/>
+          <w:szCs w:val="24"/>
+          <w:u w:val="single"/>
+        </w:rPr>
+        <w:tab/>
+      </w:r>
+      <w:r>
+        <w:rPr>
+          <w:rFonts w:ascii="Times New Roman" w:eastAsia="OGPNU+TimesNewRomanPSMT" w:hAnsi="Times New Roman" w:cs="OGPNU+TimesNewRomanPSMT"/>
+          <w:b/>
+          <w:bCs/>
+          <w:color w:val="000000"/>
+          <w:sz w:val="24"/>
+          <w:szCs w:val="24"/>
+          <w:u w:val="single"/>
+        </w:rPr>
+        <w:tab/>
+      </w:r>
+      <w:r>
+        <w:rPr>
+          <w:rFonts w:ascii="Times New Roman" w:eastAsia="OGPNU+TimesNewRomanPSMT" w:hAnsi="Times New Roman" w:cs="OGPNU+TimesNewRomanPSMT"/>
+          <w:b/>
+          <w:bCs/>
+          <w:color w:val="000000"/>
+          <w:sz w:val="24"/>
+          <w:szCs w:val="24"/>
+        </w:rPr>
+        <w:tab/>
+      </w:r>
+      <w:r>
+        <w:rPr>
+          <w:rFonts w:ascii="Times New Roman" w:eastAsia="OGPNU+TimesNewRomanPSMT" w:hAnsi="Times New Roman" w:cs="OGPNU+TimesNewRomanPSMT"/>
+          <w:b/>
+          <w:bCs/>
+          <w:color w:val="000000"/>
+          <w:sz w:val="24"/>
+          <w:szCs w:val="24"/>
+          <w:u w:val="single"/>
+        </w:rPr>
+        <w:t xml:space="preserve">                                                                                                                                                </w:t>
+      </w:r>
+    </w:p>
+    <w:p>
+      <w:pPr>
+        <w:spacing w:line="140" w:lineRule="exact"/>
+        <w:rPr>
+          <w:rFonts w:ascii="Times New Roman" w:hAnsi="Times New Roman"/>
+          <w:sz w:val="14"/>
+          <w:szCs w:val="14"/>
         </w:rPr>
       </w:pPr>
     </w:p>
@@ -758,10 +1330,45 @@
           <w:b/>
           <w:bCs/>
           <w:color w:val="000000"/>
-          <w:sz w:val="24"/>
-          <w:szCs w:val="24"/>
-        </w:rPr>
-        <w:t>Г</w:t>
+          <w:w w:val="99"/>
+          <w:sz w:val="24"/>
+          <w:szCs w:val="24"/>
+        </w:rPr>
+        <w:t>К</w:t>
+      </w:r>
+      <w:r>
+        <w:rPr>
+          <w:rFonts w:ascii="Times New Roman" w:eastAsia="OGPNU+TimesNewRomanPSMT" w:hAnsi="Times New Roman" w:cs="OGPNU+TimesNewRomanPSMT"/>
+          <w:b/>
+          <w:bCs/>
+          <w:color w:val="000000"/>
+          <w:sz w:val="24"/>
+          <w:szCs w:val="24"/>
+        </w:rPr>
+        <w:t>вали</w:t>
+      </w:r>
+      <w:r>
+        <w:rPr>
+          <w:rFonts w:ascii="Times New Roman" w:eastAsia="OGPNU+TimesNewRomanPSMT" w:hAnsi="Times New Roman" w:cs="OGPNU+TimesNewRomanPSMT"/>
+          <w:b/>
+          <w:bCs/>
+          <w:color w:val="000000"/>
+          <w:spacing w:val="-1"/>
+          <w:sz w:val="24"/>
+          <w:szCs w:val="24"/>
+        </w:rPr>
+        <w:t>ф</w:t>
+      </w:r>
+      <w:r>
+        <w:rPr>
+          <w:rFonts w:ascii="Times New Roman" w:eastAsia="OGPNU+TimesNewRomanPSMT" w:hAnsi="Times New Roman" w:cs="OGPNU+TimesNewRomanPSMT"/>
+          <w:b/>
+          <w:bCs/>
+          <w:color w:val="000000"/>
+          <w:sz w:val="24"/>
+          <w:szCs w:val="24"/>
+        </w:rPr>
+        <w:t>и</w:t>
       </w:r>
       <w:r>
         <w:rPr>
@@ -770,45 +1377,21 @@
           <w:bCs/>
           <w:color w:val="000000"/>
           <w:spacing w:val="1"/>
-          <w:w w:val="99"/>
-          <w:sz w:val="24"/>
-          <w:szCs w:val="24"/>
-        </w:rPr>
-        <w:t>р</w:t>
-      </w:r>
-      <w:r>
-        <w:rPr>
-          <w:rFonts w:ascii="Times New Roman" w:eastAsia="OGPNU+TimesNewRomanPSMT" w:hAnsi="Times New Roman" w:cs="OGPNU+TimesNewRomanPSMT"/>
-          <w:b/>
-          <w:bCs/>
-          <w:color w:val="000000"/>
-          <w:sz w:val="24"/>
-          <w:szCs w:val="24"/>
-        </w:rPr>
-        <w:t>уппа</w:t>
-      </w:r>
-      <w:r>
-        <w:rPr>
-          <w:rFonts w:ascii="Times New Roman" w:eastAsia="OGPNU+TimesNewRomanPSMT" w:hAnsi="Times New Roman" w:cs="OGPNU+TimesNewRomanPSMT"/>
-          <w:b/>
-          <w:bCs/>
-          <w:color w:val="000000"/>
-          <w:sz w:val="24"/>
-          <w:szCs w:val="24"/>
-          <w:u w:val="single"/>
-        </w:rPr>
-        <w:t xml:space="preserve">                                   </w:t>
-      </w:r>
-      <w:r>
-        <w:rPr>
-          <w:rFonts w:ascii="Times New Roman" w:eastAsia="OGPNU+TimesNewRomanPSMT" w:hAnsi="Times New Roman" w:cs="OGPNU+TimesNewRomanPSMT"/>
-          <w:b/>
-          <w:bCs/>
-          <w:color w:val="000000"/>
-          <w:sz w:val="24"/>
-          <w:szCs w:val="24"/>
-        </w:rPr>
-        <w:t>На</w:t>
+          <w:sz w:val="24"/>
+          <w:szCs w:val="24"/>
+        </w:rPr>
+        <w:t>к</w:t>
+      </w:r>
+      <w:r>
+        <w:rPr>
+          <w:rFonts w:ascii="Times New Roman" w:eastAsia="OGPNU+TimesNewRomanPSMT" w:hAnsi="Times New Roman" w:cs="OGPNU+TimesNewRomanPSMT"/>
+          <w:b/>
+          <w:bCs/>
+          <w:color w:val="000000"/>
+          <w:sz w:val="24"/>
+          <w:szCs w:val="24"/>
+        </w:rPr>
+        <w:t>а</w:t>
       </w:r>
       <w:r>
         <w:rPr>
@@ -820,89 +1403,18 @@
           <w:sz w:val="24"/>
           <w:szCs w:val="24"/>
         </w:rPr>
-        <w:t>п</w:t>
-      </w:r>
-      <w:r>
-        <w:rPr>
-          <w:rFonts w:ascii="Times New Roman" w:eastAsia="OGPNU+TimesNewRomanPSMT" w:hAnsi="Times New Roman" w:cs="OGPNU+TimesNewRomanPSMT"/>
-          <w:b/>
-          <w:bCs/>
-          <w:color w:val="000000"/>
-          <w:spacing w:val="1"/>
-          <w:w w:val="99"/>
-          <w:sz w:val="24"/>
-          <w:szCs w:val="24"/>
-        </w:rPr>
-        <w:t>р</w:t>
-      </w:r>
-      <w:r>
-        <w:rPr>
-          <w:rFonts w:ascii="Times New Roman" w:eastAsia="OGPNU+TimesNewRomanPSMT" w:hAnsi="Times New Roman" w:cs="OGPNU+TimesNewRomanPSMT"/>
-          <w:b/>
-          <w:bCs/>
-          <w:color w:val="000000"/>
-          <w:sz w:val="24"/>
-          <w:szCs w:val="24"/>
-        </w:rPr>
-        <w:t>а</w:t>
-      </w:r>
-      <w:r>
-        <w:rPr>
-          <w:rFonts w:ascii="Times New Roman" w:eastAsia="OGPNU+TimesNewRomanPSMT" w:hAnsi="Times New Roman" w:cs="OGPNU+TimesNewRomanPSMT"/>
-          <w:b/>
-          <w:bCs/>
-          <w:color w:val="000000"/>
-          <w:w w:val="99"/>
-          <w:sz w:val="24"/>
-          <w:szCs w:val="24"/>
-        </w:rPr>
-        <w:t>вл</w:t>
-      </w:r>
-      <w:r>
-        <w:rPr>
-          <w:rFonts w:ascii="Times New Roman" w:eastAsia="OGPNU+TimesNewRomanPSMT" w:hAnsi="Times New Roman" w:cs="OGPNU+TimesNewRomanPSMT"/>
-          <w:b/>
-          <w:bCs/>
-          <w:color w:val="000000"/>
-          <w:spacing w:val="-1"/>
-          <w:sz w:val="24"/>
-          <w:szCs w:val="24"/>
-        </w:rPr>
-        <w:t>е</w:t>
-      </w:r>
-      <w:r>
-        <w:rPr>
-          <w:rFonts w:ascii="Times New Roman" w:eastAsia="OGPNU+TimesNewRomanPSMT" w:hAnsi="Times New Roman" w:cs="OGPNU+TimesNewRomanPSMT"/>
-          <w:b/>
-          <w:bCs/>
-          <w:color w:val="000000"/>
-          <w:sz w:val="24"/>
-          <w:szCs w:val="24"/>
-        </w:rPr>
-        <w:t>н</w:t>
-      </w:r>
-      <w:r>
-        <w:rPr>
-          <w:rFonts w:ascii="Times New Roman" w:eastAsia="OGPNU+TimesNewRomanPSMT" w:hAnsi="Times New Roman" w:cs="OGPNU+TimesNewRomanPSMT"/>
-          <w:b/>
-          <w:bCs/>
-          <w:color w:val="000000"/>
-          <w:spacing w:val="1"/>
-          <w:sz w:val="24"/>
-          <w:szCs w:val="24"/>
-        </w:rPr>
-        <w:t>и</w:t>
-      </w:r>
-      <w:r>
-        <w:rPr>
-          <w:rFonts w:ascii="Times New Roman" w:eastAsia="OGPNU+TimesNewRomanPSMT" w:hAnsi="Times New Roman" w:cs="OGPNU+TimesNewRomanPSMT"/>
-          <w:b/>
-          <w:bCs/>
-          <w:color w:val="000000"/>
-          <w:sz w:val="24"/>
-          <w:szCs w:val="24"/>
-        </w:rPr>
-        <w:t>е</w:t>
+        <w:t>ц</w:t>
+      </w:r>
+      <w:r>
+        <w:rPr>
+          <w:rFonts w:ascii="Times New Roman" w:eastAsia="OGPNU+TimesNewRomanPSMT" w:hAnsi="Times New Roman" w:cs="OGPNU+TimesNewRomanPSMT"/>
+          <w:b/>
+          <w:bCs/>
+          <w:color w:val="000000"/>
+          <w:sz w:val="24"/>
+          <w:szCs w:val="24"/>
+        </w:rPr>
+        <w:t xml:space="preserve">ия </w:t>
       </w:r>
       <w:r>
         <w:rPr>
@@ -915,6 +1427,7 @@
           <w:u w:val="single"/>
         </w:rPr>
         <w:tab/>
+        <w:t>Инженер-исследователь</w:t>
       </w:r>
       <w:r>
         <w:rPr>
@@ -936,357 +1449,48 @@
           <w:color w:val="000000"/>
           <w:sz w:val="24"/>
           <w:szCs w:val="24"/>
+          <w:u w:val="single"/>
         </w:rPr>
         <w:tab/>
-        <w:t xml:space="preserve"> </w:t>
-      </w:r>
-      <w:r>
-        <w:rPr>
-          <w:rFonts w:ascii="Times New Roman" w:eastAsia="OGPNU+TimesNewRomanPSMT" w:hAnsi="Times New Roman" w:cs="OGPNU+TimesNewRomanPSMT"/>
-          <w:b/>
-          <w:bCs/>
-          <w:color w:val="000000"/>
-          <w:sz w:val="24"/>
-          <w:szCs w:val="24"/>
-          <w:u w:val="single"/>
-        </w:rPr>
-        <w:t xml:space="preserve">                                                                                           </w:t>
-      </w:r>
-    </w:p>
-    <w:p>
-      <w:pPr>
-        <w:spacing w:after="17" w:line="120" w:lineRule="exact"/>
-        <w:rPr>
-          <w:rFonts w:ascii="Times New Roman" w:hAnsi="Times New Roman"/>
-          <w:sz w:val="12"/>
-          <w:szCs w:val="12"/>
-        </w:rPr>
-      </w:pPr>
-    </w:p>
-    <w:p>
-      <w:pPr>
-        <w:widowControl w:val="0"/>
-        <w:tabs>
-          <w:tab w:val="left" w:pos="1365"/>
-          <w:tab w:val="left" w:pos="9914"/>
-        </w:tabs>
-        <w:spacing w:line="240" w:lineRule="auto"/>
-        <w:ind w:right="-20"/>
-        <w:rPr>
-          <w:rFonts w:ascii="Times New Roman" w:hAnsi="Times New Roman"/>
-        </w:rPr>
-      </w:pPr>
-      <w:bookmarkStart w:id="9" w:name="_Hlk231926365"/>
-      <w:r>
-        <w:rPr>
-          <w:rFonts w:ascii="Times New Roman" w:eastAsia="OGPNU+TimesNewRomanPSMT" w:hAnsi="Times New Roman" w:cs="OGPNU+TimesNewRomanPSMT"/>
-          <w:b/>
-          <w:bCs/>
-          <w:color w:val="000000"/>
-          <w:sz w:val="24"/>
-          <w:szCs w:val="24"/>
-        </w:rPr>
-        <w:t>П</w:t>
-      </w:r>
-      <w:r>
-        <w:rPr>
-          <w:rFonts w:ascii="Times New Roman" w:eastAsia="OGPNU+TimesNewRomanPSMT" w:hAnsi="Times New Roman" w:cs="OGPNU+TimesNewRomanPSMT"/>
-          <w:b/>
-          <w:bCs/>
-          <w:color w:val="000000"/>
-          <w:spacing w:val="1"/>
-          <w:w w:val="99"/>
-          <w:sz w:val="24"/>
-          <w:szCs w:val="24"/>
-        </w:rPr>
-        <w:t>р</w:t>
-      </w:r>
-      <w:r>
-        <w:rPr>
-          <w:rFonts w:ascii="Times New Roman" w:eastAsia="OGPNU+TimesNewRomanPSMT" w:hAnsi="Times New Roman" w:cs="OGPNU+TimesNewRomanPSMT"/>
-          <w:b/>
-          <w:bCs/>
-          <w:color w:val="000000"/>
-          <w:sz w:val="24"/>
-          <w:szCs w:val="24"/>
-        </w:rPr>
-        <w:t>о</w:t>
-      </w:r>
-      <w:r>
-        <w:rPr>
-          <w:rFonts w:ascii="Times New Roman" w:eastAsia="OGPNU+TimesNewRomanPSMT" w:hAnsi="Times New Roman" w:cs="OGPNU+TimesNewRomanPSMT"/>
-          <w:b/>
-          <w:bCs/>
-          <w:color w:val="000000"/>
-          <w:w w:val="99"/>
-          <w:sz w:val="24"/>
-          <w:szCs w:val="24"/>
-        </w:rPr>
-        <w:t>гр</w:t>
-      </w:r>
-      <w:r>
-        <w:rPr>
-          <w:rFonts w:ascii="Times New Roman" w:eastAsia="OGPNU+TimesNewRomanPSMT" w:hAnsi="Times New Roman" w:cs="OGPNU+TimesNewRomanPSMT"/>
-          <w:b/>
-          <w:bCs/>
-          <w:color w:val="000000"/>
-          <w:spacing w:val="-1"/>
-          <w:sz w:val="24"/>
-          <w:szCs w:val="24"/>
-        </w:rPr>
-        <w:t>а</w:t>
-      </w:r>
-      <w:r>
-        <w:rPr>
-          <w:rFonts w:ascii="Times New Roman" w:eastAsia="OGPNU+TimesNewRomanPSMT" w:hAnsi="Times New Roman" w:cs="OGPNU+TimesNewRomanPSMT"/>
-          <w:b/>
-          <w:bCs/>
-          <w:color w:val="000000"/>
-          <w:w w:val="99"/>
-          <w:sz w:val="24"/>
-          <w:szCs w:val="24"/>
-        </w:rPr>
-        <w:t>мм</w:t>
-      </w:r>
-      <w:r>
-        <w:rPr>
-          <w:rFonts w:ascii="Times New Roman" w:eastAsia="OGPNU+TimesNewRomanPSMT" w:hAnsi="Times New Roman" w:cs="OGPNU+TimesNewRomanPSMT"/>
-          <w:b/>
-          <w:bCs/>
-          <w:color w:val="000000"/>
-          <w:sz w:val="24"/>
-          <w:szCs w:val="24"/>
-        </w:rPr>
-        <w:t>а</w:t>
-      </w:r>
+      </w:r>
+      <w:r>
+        <w:rPr>
+          <w:rFonts w:ascii="Times New Roman" w:eastAsia="OGPNU+TimesNewRomanPSMT" w:hAnsi="Times New Roman" w:cs="OGPNU+TimesNewRomanPSMT"/>
+          <w:b/>
+          <w:bCs/>
+          <w:color w:val="000000"/>
+          <w:sz w:val="24"/>
+          <w:szCs w:val="24"/>
+          <w:u w:val="single"/>
+        </w:rPr>
+        <w:tab/>
+      </w:r>
+    </w:p>
+    <w:bookmarkEnd w:id="7"/>
+    <w:p>
+      <w:pPr>
+        <w:spacing w:after="77" w:line="240" w:lineRule="exact"/>
+        <w:rPr>
+          <w:rFonts w:ascii="Times New Roman" w:eastAsia="OGPNU+TimesNewRomanPSMT" w:hAnsi="Times New Roman" w:cs="OGPNU+TimesNewRomanPSMT"/>
+          <w:b/>
+          <w:bCs/>
+          <w:color w:val="000000"/>
+          <w:sz w:val="24"/>
+          <w:szCs w:val="24"/>
+        </w:rPr>
+      </w:pPr>
+    </w:p>
+    <w:p>
+      <w:pPr>
+        <w:spacing w:after="77" w:line="240" w:lineRule="exact"/>
+        <w:rPr>
+          <w:rFonts w:ascii="Times New Roman" w:hAnsi="Times New Roman"/>
+          <w:sz w:val="24"/>
+          <w:szCs w:val="24"/>
+        </w:rPr>
+      </w:pPr>
+      <w:bookmarkStart w:id="9" w:name="_page_1353_0_Копия_1"/>
       <w:bookmarkEnd w:id="9"/>
-      <w:r>
-        <w:rPr>
-          <w:rFonts w:ascii="Times New Roman" w:eastAsia="OGPNU+TimesNewRomanPSMT" w:hAnsi="Times New Roman" w:cs="OGPNU+TimesNewRomanPSMT"/>
-          <w:b/>
-          <w:bCs/>
-          <w:color w:val="000000"/>
-          <w:sz w:val="24"/>
-          <w:szCs w:val="24"/>
-          <w:u w:val="single"/>
-        </w:rPr>
-        <w:tab/>
-      </w:r>
-      <w:r>
-        <w:rPr>
-          <w:rFonts w:ascii="Times New Roman" w:eastAsia="OGPNU+TimesNewRomanPSMT" w:hAnsi="Times New Roman" w:cs="OGPNU+TimesNewRomanPSMT"/>
-          <w:b/>
-          <w:bCs/>
-          <w:color w:val="000000"/>
-          <w:sz w:val="24"/>
-          <w:szCs w:val="24"/>
-          <w:u w:val="single"/>
-        </w:rPr>
-        <w:tab/>
-      </w:r>
-      <w:r>
-        <w:rPr>
-          <w:rFonts w:ascii="Times New Roman" w:eastAsia="OGPNU+TimesNewRomanPSMT" w:hAnsi="Times New Roman" w:cs="OGPNU+TimesNewRomanPSMT"/>
-          <w:b/>
-          <w:bCs/>
-          <w:color w:val="000000"/>
-          <w:sz w:val="24"/>
-          <w:szCs w:val="24"/>
-        </w:rPr>
-        <w:tab/>
-      </w:r>
-      <w:r>
-        <w:rPr>
-          <w:rFonts w:ascii="Times New Roman" w:eastAsia="OGPNU+TimesNewRomanPSMT" w:hAnsi="Times New Roman" w:cs="OGPNU+TimesNewRomanPSMT"/>
-          <w:b/>
-          <w:bCs/>
-          <w:color w:val="000000"/>
-          <w:sz w:val="24"/>
-          <w:szCs w:val="24"/>
-          <w:u w:val="single"/>
-        </w:rPr>
-        <w:t xml:space="preserve">                                                                                                                                                </w:t>
-      </w:r>
-    </w:p>
-    <w:p>
-      <w:pPr>
-        <w:spacing w:line="140" w:lineRule="exact"/>
-        <w:rPr>
-          <w:rFonts w:ascii="Times New Roman" w:hAnsi="Times New Roman"/>
-          <w:sz w:val="14"/>
-          <w:szCs w:val="14"/>
-        </w:rPr>
-      </w:pPr>
-    </w:p>
-    <w:p>
-      <w:pPr>
-        <w:widowControl w:val="0"/>
-        <w:tabs>
-          <w:tab w:val="left" w:pos="1965"/>
-          <w:tab w:val="left" w:pos="9914"/>
-        </w:tabs>
-        <w:spacing w:line="240" w:lineRule="auto"/>
-        <w:ind w:right="-20"/>
-        <w:rPr>
-          <w:rFonts w:ascii="Times New Roman" w:hAnsi="Times New Roman"/>
-        </w:rPr>
-      </w:pPr>
-      <w:r>
-        <w:rPr>
-          <w:rFonts w:ascii="Times New Roman" w:eastAsia="OGPNU+TimesNewRomanPSMT" w:hAnsi="Times New Roman" w:cs="OGPNU+TimesNewRomanPSMT"/>
-          <w:b/>
-          <w:bCs/>
-          <w:color w:val="000000"/>
-          <w:w w:val="99"/>
-          <w:sz w:val="24"/>
-          <w:szCs w:val="24"/>
-        </w:rPr>
-        <w:t>К</w:t>
-      </w:r>
-      <w:r>
-        <w:rPr>
-          <w:rFonts w:ascii="Times New Roman" w:eastAsia="OGPNU+TimesNewRomanPSMT" w:hAnsi="Times New Roman" w:cs="OGPNU+TimesNewRomanPSMT"/>
-          <w:b/>
-          <w:bCs/>
-          <w:color w:val="000000"/>
-          <w:sz w:val="24"/>
-          <w:szCs w:val="24"/>
-        </w:rPr>
-        <w:t>вали</w:t>
-      </w:r>
-      <w:r>
-        <w:rPr>
-          <w:rFonts w:ascii="Times New Roman" w:eastAsia="OGPNU+TimesNewRomanPSMT" w:hAnsi="Times New Roman" w:cs="OGPNU+TimesNewRomanPSMT"/>
-          <w:b/>
-          <w:bCs/>
-          <w:color w:val="000000"/>
-          <w:spacing w:val="-1"/>
-          <w:sz w:val="24"/>
-          <w:szCs w:val="24"/>
-        </w:rPr>
-        <w:t>ф</w:t>
-      </w:r>
-      <w:r>
-        <w:rPr>
-          <w:rFonts w:ascii="Times New Roman" w:eastAsia="OGPNU+TimesNewRomanPSMT" w:hAnsi="Times New Roman" w:cs="OGPNU+TimesNewRomanPSMT"/>
-          <w:b/>
-          <w:bCs/>
-          <w:color w:val="000000"/>
-          <w:sz w:val="24"/>
-          <w:szCs w:val="24"/>
-        </w:rPr>
-        <w:t>и</w:t>
-      </w:r>
-      <w:r>
-        <w:rPr>
-          <w:rFonts w:ascii="Times New Roman" w:eastAsia="OGPNU+TimesNewRomanPSMT" w:hAnsi="Times New Roman" w:cs="OGPNU+TimesNewRomanPSMT"/>
-          <w:b/>
-          <w:bCs/>
-          <w:color w:val="000000"/>
-          <w:spacing w:val="1"/>
-          <w:sz w:val="24"/>
-          <w:szCs w:val="24"/>
-        </w:rPr>
-        <w:t>к</w:t>
-      </w:r>
-      <w:r>
-        <w:rPr>
-          <w:rFonts w:ascii="Times New Roman" w:eastAsia="OGPNU+TimesNewRomanPSMT" w:hAnsi="Times New Roman" w:cs="OGPNU+TimesNewRomanPSMT"/>
-          <w:b/>
-          <w:bCs/>
-          <w:color w:val="000000"/>
-          <w:sz w:val="24"/>
-          <w:szCs w:val="24"/>
-        </w:rPr>
-        <w:t>а</w:t>
-      </w:r>
-      <w:r>
-        <w:rPr>
-          <w:rFonts w:ascii="Times New Roman" w:eastAsia="OGPNU+TimesNewRomanPSMT" w:hAnsi="Times New Roman" w:cs="OGPNU+TimesNewRomanPSMT"/>
-          <w:b/>
-          <w:bCs/>
-          <w:color w:val="000000"/>
-          <w:spacing w:val="1"/>
-          <w:sz w:val="24"/>
-          <w:szCs w:val="24"/>
-        </w:rPr>
-        <w:t>ц</w:t>
-      </w:r>
-      <w:r>
-        <w:rPr>
-          <w:rFonts w:ascii="Times New Roman" w:eastAsia="OGPNU+TimesNewRomanPSMT" w:hAnsi="Times New Roman" w:cs="OGPNU+TimesNewRomanPSMT"/>
-          <w:b/>
-          <w:bCs/>
-          <w:color w:val="000000"/>
-          <w:sz w:val="24"/>
-          <w:szCs w:val="24"/>
-        </w:rPr>
-        <w:t xml:space="preserve">ия </w:t>
-      </w:r>
-      <w:r>
-        <w:rPr>
-          <w:rFonts w:ascii="Times New Roman" w:eastAsia="OGPNU+TimesNewRomanPSMT" w:hAnsi="Times New Roman" w:cs="OGPNU+TimesNewRomanPSMT"/>
-          <w:b/>
-          <w:bCs/>
-          <w:color w:val="000000"/>
-          <w:sz w:val="24"/>
-          <w:szCs w:val="24"/>
-          <w:u w:val="single"/>
-        </w:rPr>
-        <w:tab/>
-      </w:r>
-      <w:bookmarkStart w:id="10" w:name="_Hlk231926372"/>
-      <w:r>
-        <w:rPr>
-          <w:rFonts w:ascii="Times New Roman" w:eastAsia="OGPNU+TimesNewRomanPSMT" w:hAnsi="Times New Roman" w:cs="OGPNU+TimesNewRomanPSMT"/>
-          <w:b/>
-          <w:bCs/>
-          <w:color w:val="000000"/>
-          <w:sz w:val="24"/>
-          <w:szCs w:val="24"/>
-          <w:u w:val="single"/>
-        </w:rPr>
-        <w:t>Инженер-исследователь</w:t>
-      </w:r>
-      <w:bookmarkEnd w:id="10"/>
-      <w:r>
-        <w:rPr>
-          <w:rFonts w:ascii="Times New Roman" w:eastAsia="OGPNU+TimesNewRomanPSMT" w:hAnsi="Times New Roman" w:cs="OGPNU+TimesNewRomanPSMT"/>
-          <w:b/>
-          <w:bCs/>
-          <w:color w:val="000000"/>
-          <w:sz w:val="24"/>
-          <w:szCs w:val="24"/>
-          <w:u w:val="single"/>
-        </w:rPr>
-        <w:tab/>
-      </w:r>
-    </w:p>
-    <w:bookmarkEnd w:id="7"/>
-    <w:p>
-      <w:pPr>
-        <w:spacing w:after="77" w:line="240" w:lineRule="exact"/>
-        <w:rPr>
-          <w:rFonts w:ascii="Times New Roman" w:eastAsia="OGPNU+TimesNewRomanPSMT" w:hAnsi="Times New Roman" w:cs="OGPNU+TimesNewRomanPSMT"/>
-          <w:b/>
-          <w:bCs/>
-          <w:color w:val="000000"/>
-          <w:sz w:val="24"/>
-          <w:szCs w:val="24"/>
-        </w:rPr>
-      </w:pPr>
-    </w:p>
-    <w:p>
-      <w:pPr>
-        <w:spacing w:after="77" w:line="240" w:lineRule="exact"/>
-        <w:rPr>
-          <w:rFonts w:ascii="Times New Roman" w:hAnsi="Times New Roman"/>
-          <w:sz w:val="24"/>
-          <w:szCs w:val="24"/>
-        </w:rPr>
-      </w:pPr>
-      <w:bookmarkStart w:id="11" w:name="_page_1353_0_Копия_1"/>
-      <w:bookmarkEnd w:id="11"/>
     </w:p>
     <w:p>
       <w:pPr>
@@ -1617,6 +1821,14 @@
       </w:r>
       <w:r>
         <w:rPr>
+          <w:spacing w:val="-2"/>
+          <w:sz w:val="24"/>
+          <w:u w:val="single"/>
+        </w:rPr>
+        <w:t>Асимптотический анализ алгоритма сортировки Бэтчера и его сравнение с классическими методами сортировки</w:t>
+      </w:r>
+      <w:r>
+        <w:rPr>
           <w:rFonts w:ascii="Times New Roman" w:hAnsi="Times New Roman"/>
           <w:spacing w:val="-2"/>
           <w:sz w:val="24"/>
@@ -1700,45 +1912,10 @@
         <w:rPr>
           <w:rFonts w:ascii="Times New Roman" w:hAnsi="Times New Roman"/>
           <w:spacing w:val="-2"/>
-          <w:sz w:val="24"/>
-          <w:u w:val="single"/>
-        </w:rPr>
-        <w:tab/>
-      </w:r>
-      <w:r>
-        <w:rPr>
-          <w:rFonts w:ascii="Times New Roman" w:hAnsi="Times New Roman"/>
-          <w:spacing w:val="-2"/>
-          <w:sz w:val="24"/>
-          <w:u w:val="single"/>
-        </w:rPr>
-        <w:tab/>
-      </w:r>
-      <w:r>
-        <w:rPr>
-          <w:rFonts w:ascii="Times New Roman" w:hAnsi="Times New Roman"/>
-          <w:spacing w:val="-2"/>
-          <w:sz w:val="24"/>
-          <w:u w:val="single"/>
-        </w:rPr>
-        <w:tab/>
-      </w:r>
-      <w:r>
-        <w:rPr>
-          <w:rFonts w:ascii="Times New Roman" w:hAnsi="Times New Roman"/>
-          <w:spacing w:val="-2"/>
-          <w:sz w:val="24"/>
+          <w:sz w:val="28"/>
+          <w:u w:val="single"/>
         </w:rPr>
         <w:t xml:space="preserve"> </w:t>
-      </w:r>
-      <w:r>
-        <w:rPr>
-          <w:rFonts w:ascii="Times New Roman" w:hAnsi="Times New Roman"/>
-          <w:spacing w:val="-2"/>
-          <w:sz w:val="28"/>
-          <w:u w:val="single"/>
-        </w:rPr>
-        <w:t xml:space="preserve">                                                                                                                                  </w:t>
       </w:r>
     </w:p>
     <w:p>
@@ -1773,7 +1950,7 @@
           <w:u w:val="single"/>
         </w:rPr>
       </w:pPr>
-      <w:bookmarkStart w:id="12" w:name="__DdeLink__16151_1432710916"/>
+      <w:bookmarkStart w:id="10" w:name="__DdeLink__16151_1432710916"/>
       <w:r>
         <w:rPr>
           <w:rFonts w:ascii="Times New Roman" w:eastAsia="EVLCC+TimesNewRomanPSMT" w:hAnsi="Times New Roman" w:cs="EVLCC+TimesNewRomanPSMT"/>
@@ -1785,7 +1962,7 @@
         </w:rPr>
         <w:t xml:space="preserve">                                                                                                                                                </w:t>
       </w:r>
-      <w:bookmarkEnd w:id="12"/>
+      <w:bookmarkEnd w:id="10"/>
     </w:p>
     <w:p>
       <w:pPr>
@@ -1906,7 +2083,7 @@
           <w:sz w:val="24"/>
           <w:szCs w:val="24"/>
         </w:rPr>
-        <w:t>КР</w:t>
+        <w:t>К</w:t>
       </w:r>
       <w:r>
         <w:rPr>
@@ -1918,7 +2095,15 @@
           <w:szCs w:val="24"/>
           <w:u w:val="single"/>
         </w:rPr>
-        <w:t xml:space="preserve">                                                                                                                             </w:t>
+        <w:t xml:space="preserve">                                 </w:t>
+      </w:r>
+      <w:r>
+        <w:rPr>
+          <w:spacing w:val="-2"/>
+          <w:sz w:val="24"/>
+          <w:u w:val="single"/>
+        </w:rPr>
+        <w:t>Муханов Дмитрий Ильич</w:t>
       </w:r>
       <w:r>
         <w:rPr>
@@ -1930,6 +2115,19 @@
           <w:szCs w:val="24"/>
           <w:u w:val="single"/>
         </w:rPr>
+        <w:t xml:space="preserve">                                                 </w:t>
+      </w:r>
+      <w:proofErr w:type="gramStart"/>
+      <w:r>
+        <w:rPr>
+          <w:rFonts w:ascii="Times New Roman" w:eastAsia="EVLCC+TimesNewRomanPSMT" w:hAnsi="Times New Roman" w:cs="EVLCC+TimesNewRomanPSMT"/>
+          <w:color w:val="000000"/>
+          <w:spacing w:val="-2"/>
+          <w:w w:val="99"/>
+          <w:sz w:val="24"/>
+          <w:szCs w:val="24"/>
+          <w:u w:val="single"/>
+        </w:rPr>
         <w:t xml:space="preserve">   </w:t>
       </w:r>
       <w:r>
@@ -1942,6 +2140,7 @@
         </w:rPr>
         <w:t>(</w:t>
       </w:r>
+      <w:proofErr w:type="gramEnd"/>
       <w:r>
         <w:rPr>
           <w:rFonts w:ascii="Times New Roman" w:hAnsi="Times New Roman"/>
@@ -2375,7 +2574,15 @@
           <w:szCs w:val="24"/>
           <w:u w:val="single"/>
         </w:rPr>
-        <w:t xml:space="preserve">                                                                                                         </w:t>
+        <w:t xml:space="preserve">         </w:t>
+      </w:r>
+      <w:r>
+        <w:rPr>
+          <w:spacing w:val="-2"/>
+          <w:sz w:val="24"/>
+          <w:u w:val="single"/>
+        </w:rPr>
+        <w:t>Романенков Александр Михайлович</w:t>
       </w:r>
       <w:r>
         <w:rPr>
@@ -2386,6 +2593,18 @@
           <w:szCs w:val="24"/>
           <w:u w:val="single"/>
         </w:rPr>
+        <w:t xml:space="preserve">                            </w:t>
+      </w:r>
+      <w:proofErr w:type="gramStart"/>
+      <w:r>
+        <w:rPr>
+          <w:rFonts w:ascii="Times New Roman" w:eastAsia="EVLCC+TimesNewRomanPSMT" w:hAnsi="Times New Roman" w:cs="EVLCC+TimesNewRomanPSMT"/>
+          <w:color w:val="000000"/>
+          <w:spacing w:val="-4"/>
+          <w:sz w:val="24"/>
+          <w:szCs w:val="24"/>
+          <w:u w:val="single"/>
+        </w:rPr>
         <w:t xml:space="preserve">   </w:t>
       </w:r>
       <w:r>
@@ -2398,6 +2617,7 @@
         </w:rPr>
         <w:t>(</w:t>
       </w:r>
+      <w:proofErr w:type="gramEnd"/>
       <w:r>
         <w:rPr>
           <w:rFonts w:ascii="Times New Roman" w:hAnsi="Times New Roman"/>
@@ -2727,8 +2947,9 @@
           <w:szCs w:val="24"/>
           <w:u w:val="single"/>
         </w:rPr>
-        <w:t xml:space="preserve">                                                                                                                                  </w:t>
-      </w:r>
+        <w:t xml:space="preserve">                                                                                                                                 </w:t>
+      </w:r>
+      <w:proofErr w:type="gramStart"/>
       <w:r>
         <w:rPr>
           <w:rFonts w:ascii="Times New Roman" w:eastAsia="EVLCC+TimesNewRomanPSMT" w:hAnsi="Times New Roman" w:cs="EVLCC+TimesNewRomanPSMT"/>
@@ -2750,6 +2971,7 @@
         </w:rPr>
         <w:t>(</w:t>
       </w:r>
+      <w:proofErr w:type="gramEnd"/>
       <w:r>
         <w:rPr>
           <w:rFonts w:ascii="Times New Roman" w:hAnsi="Times New Roman"/>
@@ -2975,68 +3197,12 @@
     </w:p>
     <w:p>
       <w:pPr>
-        <w:widowControl w:val="0"/>
-        <w:tabs>
-          <w:tab w:val="left" w:pos="8497"/>
-        </w:tabs>
-        <w:spacing w:line="228" w:lineRule="auto"/>
-        <w:ind w:right="-20"/>
-        <w:rPr>
-          <w:rFonts w:eastAsia="EVLCC+TimesNewRomanPSMT" w:cs="EVLCC+TimesNewRomanPSMT"/>
-          <w:color w:val="000000"/>
-          <w:spacing w:val="-4"/>
-          <w:sz w:val="24"/>
-          <w:szCs w:val="24"/>
-        </w:rPr>
-      </w:pPr>
-    </w:p>
-    <w:p>
-      <w:pPr>
         <w:spacing w:line="240" w:lineRule="exact"/>
         <w:rPr>
           <w:rFonts w:ascii="Times New Roman" w:hAnsi="Times New Roman"/>
           <w:sz w:val="24"/>
           <w:szCs w:val="24"/>
-        </w:rPr>
-      </w:pPr>
-    </w:p>
-    <w:p>
-      <w:pPr>
-        <w:spacing w:line="240" w:lineRule="exact"/>
-        <w:rPr>
-          <w:rFonts w:ascii="Times New Roman" w:hAnsi="Times New Roman"/>
-          <w:sz w:val="24"/>
-          <w:szCs w:val="24"/>
-        </w:rPr>
-      </w:pPr>
-    </w:p>
-    <w:p>
-      <w:pPr>
-        <w:spacing w:line="240" w:lineRule="exact"/>
-        <w:rPr>
-          <w:rFonts w:ascii="Times New Roman" w:hAnsi="Times New Roman"/>
-          <w:sz w:val="24"/>
-          <w:szCs w:val="24"/>
-        </w:rPr>
-      </w:pPr>
-    </w:p>
-    <w:p>
-      <w:pPr>
-        <w:spacing w:line="240" w:lineRule="exact"/>
-        <w:rPr>
-          <w:rFonts w:ascii="Times New Roman" w:hAnsi="Times New Roman"/>
-          <w:sz w:val="24"/>
-          <w:szCs w:val="24"/>
-        </w:rPr>
-      </w:pPr>
-    </w:p>
-    <w:p>
-      <w:pPr>
-        <w:spacing w:line="240" w:lineRule="exact"/>
-        <w:rPr>
-          <w:rFonts w:ascii="Times New Roman" w:hAnsi="Times New Roman"/>
-          <w:sz w:val="24"/>
-          <w:szCs w:val="24"/>
+          <w:lang w:val="en-US"/>
         </w:rPr>
       </w:pPr>
     </w:p>
@@ -3089,7 +3255,7 @@
           <w:rFonts w:ascii="Times New Roman" w:hAnsi="Times New Roman"/>
         </w:rPr>
       </w:pPr>
-      <w:bookmarkStart w:id="13" w:name="_Hlk231926400"/>
+      <w:bookmarkStart w:id="11" w:name="_Hlk231926400"/>
       <w:r>
         <w:rPr>
           <w:rFonts w:ascii="Times New Roman" w:eastAsia="OGPNU+TimesNewRomanPSMT" w:hAnsi="Times New Roman" w:cs="OGPNU+TimesNewRomanPSMT"/>
@@ -3375,7 +3541,7 @@
     </w:p>
     <w:p>
       <w:pPr>
-        <w:pStyle w:val="NoSpacing"/>
+        <w:pStyle w:val="af1"/>
         <w:ind w:right="-143"/>
         <w:rPr>
           <w:rFonts w:ascii="Times New Roman" w:hAnsi="Times New Roman"/>
@@ -3471,7 +3637,7 @@
         </w:rPr>
       </w:pPr>
     </w:p>
-    <w:bookmarkEnd w:id="13"/>
+    <w:bookmarkEnd w:id="11"/>
     <w:p>
       <w:pPr>
         <w:spacing w:line="240" w:lineRule="exact"/>
@@ -3667,6 +3833,7 @@
       </w:r>
     </w:p>
     <w:bookmarkEnd w:id="2"/>
+    <w:bookmarkEnd w:id="3"/>
     <w:p>
       <w:pPr>
         <w:spacing w:line="240" w:lineRule="auto"/>
@@ -3675,7 +3842,6 @@
         </w:rPr>
       </w:pPr>
     </w:p>
-    <w:bookmarkEnd w:id="1"/>
     <w:sectPr>
       <w:pgSz w:w="11906" w:h="16838"/>
       <w:pgMar w:top="664" w:right="618" w:bottom="282" w:left="1133" w:header="0" w:footer="0" w:gutter="0"/>
@@ -3688,7 +3854,7 @@
 </file>
 
 <file path=word/styles.xml><?xml version="1.0" encoding="utf-8"?>
-<w:styles xmlns:mc="http://schemas.openxmlformats.org/markup-compatibility/2006" xmlns:r="http://schemas.openxmlformats.org/officeDocument/2006/relationships" xmlns:w="http://schemas.openxmlformats.org/wordprocessingml/2006/main" xmlns:w14="http://schemas.microsoft.com/office/word/2010/wordml" xmlns:w15="http://schemas.microsoft.com/office/word/2012/wordml" mc:Ignorable="w14 w15">
+<w:styles xmlns:mc="http://schemas.openxmlformats.org/markup-compatibility/2006" xmlns:r="http://schemas.openxmlformats.org/officeDocument/2006/relationships" xmlns:w="http://schemas.openxmlformats.org/wordprocessingml/2006/main" xmlns:w14="http://schemas.microsoft.com/office/word/2010/wordml" xmlns:w15="http://schemas.microsoft.com/office/word/2012/wordml" xmlns:w16cex="http://schemas.microsoft.com/office/word/2018/wordml/cex" xmlns:w16cid="http://schemas.microsoft.com/office/word/2016/wordml/cid" xmlns:w16="http://schemas.microsoft.com/office/word/2018/wordml" xmlns:w16sdtdh="http://schemas.microsoft.com/office/word/2020/wordml/sdtdatahash" xmlns:w16se="http://schemas.microsoft.com/office/word/2015/wordml/symex" mc:Ignorable="w14 w15 w16se w16cid w16 w16cex w16sdtdh">
   <w:docDefaults>
     <w:rPrDefault>
       <w:rPr>
@@ -4076,13 +4242,13 @@
     <w:lsdException w:name="List Table 5 Dark Accent 6" w:uiPriority="50"/>
     <w:lsdException w:name="List Table 6 Colorful Accent 6" w:uiPriority="51"/>
     <w:lsdException w:name="List Table 7 Colorful Accent 6" w:uiPriority="52"/>
-    <w:lsdException w:name="Smart Link" w:semiHidden="1" w:unhideWhenUsed="1"/>
     <w:lsdException w:name="Mention" w:semiHidden="1" w:unhideWhenUsed="1"/>
     <w:lsdException w:name="Smart Hyperlink" w:semiHidden="1" w:unhideWhenUsed="1"/>
     <w:lsdException w:name="Hashtag" w:semiHidden="1" w:unhideWhenUsed="1"/>
     <w:lsdException w:name="Unresolved Mention" w:semiHidden="1" w:unhideWhenUsed="1"/>
+    <w:lsdException w:name="Smart Link" w:semiHidden="1" w:unhideWhenUsed="1"/>
   </w:latentStyles>
-  <w:style w:type="paragraph" w:default="1" w:styleId="Normal">
+  <w:style w:type="paragraph" w:default="1" w:styleId="a">
     <w:name w:val="Normal"/>
     <w:qFormat/>
     <w:rsid w:val="00764C0A"/>
@@ -4090,10 +4256,10 @@
       <w:spacing w:line="259" w:lineRule="auto"/>
     </w:pPr>
   </w:style>
-  <w:style w:type="paragraph" w:styleId="Heading1">
+  <w:style w:type="paragraph" w:styleId="1">
     <w:name w:val="heading 1"/>
-    <w:next w:val="Normal"/>
-    <w:link w:val="1"/>
+    <w:next w:val="a"/>
+    <w:link w:val="10"/>
     <w:uiPriority w:val="9"/>
     <w:unhideWhenUsed/>
     <w:qFormat/>
@@ -4113,13 +4279,13 @@
       <w:lang w:val="en-US" w:eastAsia="en-US"/>
     </w:rPr>
   </w:style>
-  <w:style w:type="character" w:default="1" w:styleId="DefaultParagraphFont">
+  <w:style w:type="character" w:default="1" w:styleId="a0">
     <w:name w:val="Default Paragraph Font"/>
     <w:uiPriority w:val="1"/>
     <w:semiHidden/>
     <w:unhideWhenUsed/>
   </w:style>
-  <w:style w:type="table" w:default="1" w:styleId="TableNormal">
+  <w:style w:type="table" w:default="1" w:styleId="a1">
     <w:name w:val="Normal Table"/>
     <w:uiPriority w:val="99"/>
     <w:semiHidden/>
@@ -4134,15 +4300,15 @@
       </w:tblCellMar>
     </w:tblPr>
   </w:style>
-  <w:style w:type="numbering" w:default="1" w:styleId="NoList">
+  <w:style w:type="numbering" w:default="1" w:styleId="a2">
     <w:name w:val="No List"/>
     <w:uiPriority w:val="99"/>
     <w:semiHidden/>
     <w:unhideWhenUsed/>
   </w:style>
-  <w:style w:type="character" w:styleId="CommentReference">
+  <w:style w:type="character" w:styleId="a3">
     <w:name w:val="annotation reference"/>
-    <w:basedOn w:val="DefaultParagraphFont"/>
+    <w:basedOn w:val="a0"/>
     <w:uiPriority w:val="99"/>
     <w:semiHidden/>
     <w:unhideWhenUsed/>
@@ -4153,10 +4319,10 @@
       <w:szCs w:val="16"/>
     </w:rPr>
   </w:style>
-  <w:style w:type="character" w:customStyle="1" w:styleId="a">
+  <w:style w:type="character" w:customStyle="1" w:styleId="a4">
     <w:name w:val="Текст примечания Знак"/>
-    <w:basedOn w:val="DefaultParagraphFont"/>
-    <w:link w:val="CommentText"/>
+    <w:basedOn w:val="a0"/>
+    <w:link w:val="a5"/>
     <w:uiPriority w:val="99"/>
     <w:qFormat/>
     <w:rsid w:val="00E874E8"/>
@@ -4165,10 +4331,10 @@
       <w:szCs w:val="20"/>
     </w:rPr>
   </w:style>
-  <w:style w:type="character" w:customStyle="1" w:styleId="a0">
+  <w:style w:type="character" w:customStyle="1" w:styleId="a6">
     <w:name w:val="Тема примечания Знак"/>
-    <w:basedOn w:val="a"/>
-    <w:link w:val="CommentSubject"/>
+    <w:basedOn w:val="a4"/>
+    <w:link w:val="a7"/>
     <w:uiPriority w:val="99"/>
     <w:semiHidden/>
     <w:qFormat/>
@@ -4180,10 +4346,10 @@
       <w:szCs w:val="20"/>
     </w:rPr>
   </w:style>
-  <w:style w:type="character" w:customStyle="1" w:styleId="a1">
+  <w:style w:type="character" w:customStyle="1" w:styleId="a8">
     <w:name w:val="Текст выноски Знак"/>
-    <w:basedOn w:val="DefaultParagraphFont"/>
-    <w:link w:val="BalloonText"/>
+    <w:basedOn w:val="a0"/>
+    <w:link w:val="a9"/>
     <w:uiPriority w:val="99"/>
     <w:semiHidden/>
     <w:qFormat/>
@@ -4194,10 +4360,10 @@
       <w:szCs w:val="16"/>
     </w:rPr>
   </w:style>
-  <w:style w:type="character" w:customStyle="1" w:styleId="1">
+  <w:style w:type="character" w:customStyle="1" w:styleId="10">
     <w:name w:val="Заголовок 1 Знак"/>
-    <w:basedOn w:val="DefaultParagraphFont"/>
-    <w:link w:val="Heading1"/>
+    <w:basedOn w:val="a0"/>
+    <w:link w:val="1"/>
     <w:uiPriority w:val="9"/>
     <w:qFormat/>
     <w:rsid w:val="007218A9"/>
@@ -4209,9 +4375,9 @@
       <w:lang w:val="en-US" w:eastAsia="en-US"/>
     </w:rPr>
   </w:style>
-  <w:style w:type="character" w:styleId="PlaceholderText">
+  <w:style w:type="character" w:styleId="aa">
     <w:name w:val="Placeholder Text"/>
-    <w:basedOn w:val="DefaultParagraphFont"/>
+    <w:basedOn w:val="a0"/>
     <w:uiPriority w:val="99"/>
     <w:semiHidden/>
     <w:qFormat/>
@@ -4231,10 +4397,10 @@
       <w:szCs w:val="18"/>
     </w:rPr>
   </w:style>
-  <w:style w:type="paragraph" w:styleId="Title">
+  <w:style w:type="paragraph" w:styleId="ab">
     <w:name w:val="Title"/>
-    <w:basedOn w:val="Normal"/>
-    <w:next w:val="BodyText"/>
+    <w:basedOn w:val="a"/>
+    <w:next w:val="ac"/>
     <w:qFormat/>
     <w:pPr>
       <w:keepNext/>
@@ -4246,23 +4412,23 @@
       <w:szCs w:val="28"/>
     </w:rPr>
   </w:style>
-  <w:style w:type="paragraph" w:styleId="BodyText">
+  <w:style w:type="paragraph" w:styleId="ac">
     <w:name w:val="Body Text"/>
-    <w:basedOn w:val="Normal"/>
+    <w:basedOn w:val="a"/>
     <w:pPr>
       <w:spacing w:after="140" w:line="276" w:lineRule="auto"/>
     </w:pPr>
   </w:style>
-  <w:style w:type="paragraph" w:styleId="List">
+  <w:style w:type="paragraph" w:styleId="ad">
     <w:name w:val="List"/>
-    <w:basedOn w:val="BodyText"/>
+    <w:basedOn w:val="ac"/>
     <w:rPr>
       <w:rFonts w:ascii="PT Astra Serif" w:hAnsi="PT Astra Serif" w:cs="Noto Sans Devanagari"/>
     </w:rPr>
   </w:style>
-  <w:style w:type="paragraph" w:styleId="Caption">
+  <w:style w:type="paragraph" w:styleId="ae">
     <w:name w:val="caption"/>
-    <w:basedOn w:val="Normal"/>
+    <w:basedOn w:val="a"/>
     <w:qFormat/>
     <w:pPr>
       <w:suppressLineNumbers/>
@@ -4276,9 +4442,9 @@
       <w:szCs w:val="24"/>
     </w:rPr>
   </w:style>
-  <w:style w:type="paragraph" w:styleId="IndexHeading">
+  <w:style w:type="paragraph" w:styleId="af">
     <w:name w:val="index heading"/>
-    <w:basedOn w:val="Normal"/>
+    <w:basedOn w:val="a"/>
     <w:qFormat/>
     <w:pPr>
       <w:suppressLineNumbers/>
@@ -4287,10 +4453,10 @@
       <w:rFonts w:ascii="PT Astra Serif" w:hAnsi="PT Astra Serif" w:cs="Noto Sans Devanagari"/>
     </w:rPr>
   </w:style>
-  <w:style w:type="paragraph" w:styleId="CommentText">
+  <w:style w:type="paragraph" w:styleId="a5">
     <w:name w:val="annotation text"/>
-    <w:basedOn w:val="Normal"/>
-    <w:link w:val="a"/>
+    <w:basedOn w:val="a"/>
+    <w:link w:val="a4"/>
     <w:uiPriority w:val="99"/>
     <w:unhideWhenUsed/>
     <w:qFormat/>
@@ -4303,11 +4469,11 @@
       <w:szCs w:val="20"/>
     </w:rPr>
   </w:style>
-  <w:style w:type="paragraph" w:styleId="CommentSubject">
+  <w:style w:type="paragraph" w:styleId="a7">
     <w:name w:val="annotation subject"/>
-    <w:basedOn w:val="CommentText"/>
-    <w:next w:val="CommentText"/>
-    <w:link w:val="a0"/>
+    <w:basedOn w:val="a5"/>
+    <w:next w:val="a5"/>
+    <w:link w:val="a6"/>
     <w:uiPriority w:val="99"/>
     <w:semiHidden/>
     <w:unhideWhenUsed/>
@@ -4318,10 +4484,10 @@
       <w:bCs/>
     </w:rPr>
   </w:style>
-  <w:style w:type="paragraph" w:styleId="BalloonText">
+  <w:style w:type="paragraph" w:styleId="a9">
     <w:name w:val="Balloon Text"/>
-    <w:basedOn w:val="Normal"/>
-    <w:link w:val="a1"/>
+    <w:basedOn w:val="a"/>
+    <w:link w:val="a8"/>
     <w:uiPriority w:val="99"/>
     <w:semiHidden/>
     <w:unhideWhenUsed/>
@@ -4338,7 +4504,7 @@
   </w:style>
   <w:style w:type="paragraph" w:customStyle="1" w:styleId="Style3">
     <w:name w:val="Style3"/>
-    <w:basedOn w:val="Normal"/>
+    <w:basedOn w:val="a"/>
     <w:qFormat/>
     <w:pPr>
       <w:widowControl w:val="0"/>
@@ -4351,7 +4517,7 @@
       <w:szCs w:val="24"/>
     </w:rPr>
   </w:style>
-  <w:style w:type="paragraph" w:customStyle="1" w:styleId="a2">
+  <w:style w:type="paragraph" w:customStyle="1" w:styleId="af0">
     <w:name w:val="Нормальный"/>
     <w:qFormat/>
     <w:rPr>
@@ -4374,17 +4540,17 @@
       <w:lang w:val="en-US"/>
     </w:rPr>
   </w:style>
-  <w:style w:type="paragraph" w:styleId="NoSpacing">
+  <w:style w:type="paragraph" w:styleId="af1">
     <w:name w:val="No Spacing"/>
     <w:uiPriority w:val="1"/>
     <w:qFormat/>
     <w:rPr>
-      <w:rFonts w:eastAsia="Times New Roman" w:asciiTheme="minorHAnsi" w:hAnsiTheme="minorHAnsi" w:cs="Times New Roman"/>
+      <w:rFonts w:asciiTheme="minorHAnsi" w:eastAsia="Times New Roman" w:hAnsiTheme="minorHAnsi" w:cs="Times New Roman"/>
     </w:rPr>
   </w:style>
   <w:style w:type="paragraph" w:customStyle="1" w:styleId="Style2">
     <w:name w:val="Style2"/>
-    <w:basedOn w:val="Normal"/>
+    <w:basedOn w:val="a"/>
     <w:rsid w:val="00C14005"/>
     <w:pPr>
       <w:widowControl w:val="0"/>

--- a/Титульник.docx
+++ b/Титульник.docx
@@ -1,6 +1,6 @@
 
 <file path=word/document.xml><?xml version="1.0" encoding="utf-8"?>
-<w:document xmlns:wpc="http://schemas.microsoft.com/office/word/2010/wordprocessingCanvas" xmlns:cx="http://schemas.microsoft.com/office/drawing/2014/chartex" xmlns:cx1="http://schemas.microsoft.com/office/drawing/2015/9/8/chartex" xmlns:cx2="http://schemas.microsoft.com/office/drawing/2015/10/21/chartex" xmlns:cx3="http://schemas.microsoft.com/office/drawing/2016/5/9/chartex" xmlns:cx4="http://schemas.microsoft.com/office/drawing/2016/5/10/chartex" xmlns:cx5="http://schemas.microsoft.com/office/drawing/2016/5/11/chartex" xmlns:cx6="http://schemas.microsoft.com/office/drawing/2016/5/12/chartex" xmlns:cx7="http://schemas.microsoft.com/office/drawing/2016/5/13/chartex" xmlns:cx8="http://schemas.microsoft.com/office/drawing/2016/5/14/chartex" xmlns:mc="http://schemas.openxmlformats.org/markup-compatibility/2006" xmlns:aink="http://schemas.microsoft.com/office/drawing/2016/ink" xmlns:am3d="http://schemas.microsoft.com/office/drawing/2017/model3d" xmlns:o="urn:schemas-microsoft-com:office:office" xmlns:oel="http://schemas.microsoft.com/office/2019/extlst" xmlns:r="http://schemas.openxmlformats.org/officeDocument/2006/relationships" xmlns:m="http://schemas.openxmlformats.org/officeDocument/2006/math" xmlns:v="urn:schemas-microsoft-com:vml" xmlns:wp14="http://schemas.microsoft.com/office/word/2010/wordprocessingDrawing" xmlns:wp="http://schemas.openxmlformats.org/drawingml/2006/wordprocessingDrawing" xmlns:w10="urn:schemas-microsoft-com:office:word" xmlns:w="http://schemas.openxmlformats.org/wordprocessingml/2006/main" xmlns:w14="http://schemas.microsoft.com/office/word/2010/wordml" xmlns:w15="http://schemas.microsoft.com/office/word/2012/wordml" xmlns:w16cex="http://schemas.microsoft.com/office/word/2018/wordml/cex" xmlns:w16cid="http://schemas.microsoft.com/office/word/2016/wordml/cid" xmlns:w16="http://schemas.microsoft.com/office/word/2018/wordml" xmlns:w16sdtdh="http://schemas.microsoft.com/office/word/2020/wordml/sdtdatahash" xmlns:w16se="http://schemas.microsoft.com/office/word/2015/wordml/symex" xmlns:wpg="http://schemas.microsoft.com/office/word/2010/wordprocessingGroup" xmlns:wpi="http://schemas.microsoft.com/office/word/2010/wordprocessingInk" xmlns:wne="http://schemas.microsoft.com/office/word/2006/wordml" xmlns:wps="http://schemas.microsoft.com/office/word/2010/wordprocessingShape" mc:Ignorable="w14 w15 w16se w16cid w16 w16cex w16sdtdh wp14">
+<w:document xmlns:wpc="http://schemas.microsoft.com/office/word/2010/wordprocessingCanvas" xmlns:cx="http://schemas.microsoft.com/office/drawing/2014/chartex" xmlns:cx1="http://schemas.microsoft.com/office/drawing/2015/9/8/chartex" xmlns:cx2="http://schemas.microsoft.com/office/drawing/2015/10/21/chartex" xmlns:cx3="http://schemas.microsoft.com/office/drawing/2016/5/9/chartex" xmlns:cx4="http://schemas.microsoft.com/office/drawing/2016/5/10/chartex" xmlns:cx5="http://schemas.microsoft.com/office/drawing/2016/5/11/chartex" xmlns:cx6="http://schemas.microsoft.com/office/drawing/2016/5/12/chartex" xmlns:cx7="http://schemas.microsoft.com/office/drawing/2016/5/13/chartex" xmlns:cx8="http://schemas.microsoft.com/office/drawing/2016/5/14/chartex" xmlns:mc="http://schemas.openxmlformats.org/markup-compatibility/2006" xmlns:aink="http://schemas.microsoft.com/office/drawing/2016/ink" xmlns:am3d="http://schemas.microsoft.com/office/drawing/2017/model3d" xmlns:o="urn:schemas-microsoft-com:office:office" xmlns:r="http://schemas.openxmlformats.org/officeDocument/2006/relationships" xmlns:m="http://schemas.openxmlformats.org/officeDocument/2006/math" xmlns:v="urn:schemas-microsoft-com:vml" xmlns:wp14="http://schemas.microsoft.com/office/word/2010/wordprocessingDrawing" xmlns:wp="http://schemas.openxmlformats.org/drawingml/2006/wordprocessingDrawing" xmlns:w10="urn:schemas-microsoft-com:office:word" xmlns:w="http://schemas.openxmlformats.org/wordprocessingml/2006/main" xmlns:w14="http://schemas.microsoft.com/office/word/2010/wordml" xmlns:w15="http://schemas.microsoft.com/office/word/2012/wordml" xmlns:w16cex="http://schemas.microsoft.com/office/word/2018/wordml/cex" xmlns:w16cid="http://schemas.microsoft.com/office/word/2016/wordml/cid" xmlns:w16="http://schemas.microsoft.com/office/word/2018/wordml" xmlns:w16sdtdh="http://schemas.microsoft.com/office/word/2020/wordml/sdtdatahash" xmlns:w16se="http://schemas.microsoft.com/office/word/2015/wordml/symex" xmlns:wpg="http://schemas.microsoft.com/office/word/2010/wordprocessingGroup" xmlns:wpi="http://schemas.microsoft.com/office/word/2010/wordprocessingInk" xmlns:wne="http://schemas.microsoft.com/office/word/2006/wordml" xmlns:wps="http://schemas.microsoft.com/office/word/2010/wordprocessingShape" mc:Ignorable="w14 w15 w16se w16cid w16 w16cex w16sdtdh wp14">
   <w:body>
     <w:p>
       <w:pPr>
@@ -123,7 +123,7 @@
               </wp:anchor>
             </w:drawing>
           </mc:Choice>
-          <mc:Fallback>
+          <mc:Fallback xmlns:oel="http://schemas.microsoft.com/office/2019/extlst">
             <w:pict>
               <v:shape id="drawingObject337" o:spid="_x0000_s1025" style="width:493.25pt;height:0.05pt;margin-top:156pt;margin-left:56pt;mso-position-horizontal-relative:page;mso-position-vertical-relative:page;mso-wrap-distance-bottom:0.8pt;mso-wrap-distance-left:0.95pt;mso-wrap-distance-right:0.9pt;mso-wrap-distance-top:0.95pt;position:absolute;v-text-anchor:top;z-index:-251658240" coordsize="21600,21600" o:allowincell="f" path="m,l21600,e" filled="f" fillcolor="this" stroked="t" strokecolor="black" strokeweight="1.75pt">
                 <v:stroke joinstyle="round"/>
@@ -827,35 +827,20 @@
       </w:r>
       <w:r>
         <w:rPr>
-          <w:sz w:val="24"/>
-          <w:szCs w:val="24"/>
-          <w:u w:val="single"/>
-        </w:rPr>
-        <w:t>М8О</w:t>
-      </w:r>
-      <w:r>
-        <w:rPr>
-          <w:sz w:val="24"/>
-          <w:szCs w:val="24"/>
-          <w:u w:val="single"/>
-        </w:rPr>
-        <w:t>-209СВ</w:t>
-      </w:r>
-      <w:r>
-        <w:rPr>
-          <w:sz w:val="24"/>
-          <w:szCs w:val="24"/>
-          <w:u w:val="single"/>
-        </w:rPr>
-        <w:t>-</w:t>
-      </w:r>
-      <w:r>
-        <w:rPr>
-          <w:sz w:val="24"/>
-          <w:szCs w:val="24"/>
-          <w:u w:val="single"/>
-        </w:rPr>
-        <w:t xml:space="preserve">24  </w:t>
+          <w:rFonts w:ascii="Times New Roman" w:hAnsi="Times New Roman" w:cs="Times New Roman"/>
+          <w:sz w:val="24"/>
+          <w:szCs w:val="24"/>
+          <w:u w:val="single"/>
+        </w:rPr>
+        <w:t>М8О-209СВ-24</w:t>
+      </w:r>
+      <w:r>
+        <w:rPr>
+          <w:sz w:val="24"/>
+          <w:szCs w:val="24"/>
+          <w:u w:val="single"/>
+        </w:rPr>
+        <w:t xml:space="preserve">  </w:t>
       </w:r>
       <w:r>
         <w:rPr>
@@ -1004,43 +989,17 @@
       </w:r>
       <w:r>
         <w:rPr>
-          <w:bCs/>
-          <w:sz w:val="24"/>
-          <w:szCs w:val="24"/>
-          <w:u w:val="single"/>
-        </w:rPr>
-        <w:t>02.0</w:t>
-      </w:r>
-      <w:r>
-        <w:rPr>
-          <w:bCs/>
-          <w:sz w:val="24"/>
-          <w:szCs w:val="24"/>
-          <w:u w:val="single"/>
-        </w:rPr>
-        <w:t>4</w:t>
-      </w:r>
-      <w:r>
-        <w:rPr>
-          <w:bCs/>
-          <w:sz w:val="24"/>
-          <w:szCs w:val="24"/>
-          <w:u w:val="single"/>
-        </w:rPr>
-        <w:t xml:space="preserve">.02 </w:t>
-      </w:r>
-      <w:r>
-        <w:rPr>
-          <w:bCs/>
-          <w:sz w:val="24"/>
-          <w:szCs w:val="24"/>
-          <w:u w:val="single"/>
-        </w:rPr>
-        <w:t>Фундаментальная информатика и информационные технологии</w:t>
-      </w:r>
-      <w:r>
-        <w:rPr>
-          <w:rFonts w:ascii="Times New Roman" w:eastAsia="OGPNU+TimesNewRomanPSMT" w:hAnsi="Times New Roman" w:cs="OGPNU+TimesNewRomanPSMT"/>
+          <w:rFonts w:ascii="Times New Roman" w:hAnsi="Times New Roman" w:cs="Times New Roman"/>
+          <w:bCs/>
+          <w:sz w:val="24"/>
+          <w:szCs w:val="24"/>
+          <w:u w:val="single"/>
+        </w:rPr>
+        <w:t>02.04.02 Фундаментальная информатика и информационные технологии</w:t>
+      </w:r>
+      <w:r>
+        <w:rPr>
+          <w:rFonts w:ascii="Times New Roman" w:eastAsia="OGPNU+TimesNewRomanPSMT" w:hAnsi="Times New Roman" w:cs="Times New Roman"/>
           <w:b/>
           <w:bCs/>
           <w:color w:val="000000"/>
@@ -1243,8 +1202,6 @@
       <w:r>
         <w:rPr>
           <w:rFonts w:ascii="Times New Roman" w:eastAsia="OGPNU+TimesNewRomanPSMT" w:hAnsi="Times New Roman" w:cs="OGPNU+TimesNewRomanPSMT"/>
-          <w:b/>
-          <w:bCs/>
           <w:color w:val="000000"/>
           <w:sz w:val="24"/>
           <w:szCs w:val="24"/>
@@ -1427,6 +1384,15 @@
           <w:u w:val="single"/>
         </w:rPr>
         <w:tab/>
+      </w:r>
+      <w:r>
+        <w:rPr>
+          <w:rFonts w:ascii="Times New Roman" w:eastAsia="OGPNU+TimesNewRomanPSMT" w:hAnsi="Times New Roman" w:cs="OGPNU+TimesNewRomanPSMT"/>
+          <w:color w:val="000000"/>
+          <w:sz w:val="24"/>
+          <w:szCs w:val="24"/>
+          <w:u w:val="single"/>
+        </w:rPr>
         <w:t>Инженер-исследователь</w:t>
       </w:r>
       <w:r>
@@ -1794,21 +1760,84 @@
     <w:p>
       <w:pPr>
         <w:ind w:right="-143"/>
-        <w:jc w:val="both"/>
-        <w:rPr>
-          <w:rFonts w:ascii="Times New Roman" w:hAnsi="Times New Roman"/>
-          <w:spacing w:val="-2"/>
-          <w:sz w:val="24"/>
-          <w:u w:val="single"/>
-        </w:rPr>
-      </w:pPr>
-      <w:r>
-        <w:rPr>
-          <w:rFonts w:ascii="Times New Roman" w:hAnsi="Times New Roman"/>
-          <w:spacing w:val="-2"/>
-          <w:sz w:val="24"/>
-        </w:rPr>
-        <w:t>На тему:</w:t>
+        <w:rPr>
+          <w:rFonts w:ascii="Times New Roman" w:hAnsi="Times New Roman"/>
+          <w:spacing w:val="-2"/>
+          <w:sz w:val="24"/>
+          <w:u w:val="single"/>
+        </w:rPr>
+      </w:pPr>
+      <w:r>
+        <w:rPr>
+          <w:rFonts w:ascii="Times New Roman" w:hAnsi="Times New Roman"/>
+          <w:spacing w:val="-2"/>
+          <w:sz w:val="24"/>
+        </w:rPr>
+        <w:t>На тему</w:t>
+      </w:r>
+      <w:r>
+        <w:rPr>
+          <w:rFonts w:ascii="Times New Roman" w:hAnsi="Times New Roman"/>
+          <w:spacing w:val="-2"/>
+          <w:sz w:val="24"/>
+        </w:rPr>
+        <w:t>:</w:t>
+      </w:r>
+      <w:r>
+        <w:rPr>
+          <w:rFonts w:ascii="Times New Roman" w:hAnsi="Times New Roman"/>
+          <w:spacing w:val="-2"/>
+          <w:sz w:val="24"/>
+          <w:u w:val="single"/>
+        </w:rPr>
+        <w:t xml:space="preserve"> </w:t>
+      </w:r>
+      <w:r>
+        <w:rPr>
+          <w:rFonts w:ascii="Times New Roman" w:hAnsi="Times New Roman" w:cs="Times New Roman"/>
+          <w:spacing w:val="-2"/>
+          <w:sz w:val="24"/>
+          <w:u w:val="single"/>
+        </w:rPr>
+        <w:t>Асимптотический анализ алгоритма сортировки </w:t>
+      </w:r>
+      <w:proofErr w:type="spellStart"/>
+      <w:r>
+        <w:rPr>
+          <w:rFonts w:ascii="Times New Roman" w:hAnsi="Times New Roman" w:cs="Times New Roman"/>
+          <w:spacing w:val="-2"/>
+          <w:sz w:val="24"/>
+          <w:u w:val="single"/>
+        </w:rPr>
+        <w:t>Бэтчера</w:t>
+      </w:r>
+      <w:proofErr w:type="spellEnd"/>
+      <w:r>
+        <w:rPr>
+          <w:rFonts w:ascii="Times New Roman" w:hAnsi="Times New Roman" w:cs="Times New Roman"/>
+          <w:spacing w:val="-2"/>
+          <w:sz w:val="24"/>
+          <w:u w:val="single"/>
+        </w:rPr>
+        <w:t> и его сравнение с классическими</w:t>
+      </w:r>
+      <w:r>
+        <w:rPr>
+          <w:rFonts w:ascii="Times New Roman" w:hAnsi="Times New Roman" w:cs="Times New Roman"/>
+          <w:spacing w:val="-2"/>
+          <w:sz w:val="24"/>
+          <w:u w:val="single"/>
+        </w:rPr>
+        <w:t xml:space="preserve"> </w:t>
+      </w:r>
+      <w:r>
+        <w:rPr>
+          <w:rFonts w:ascii="Times New Roman" w:hAnsi="Times New Roman" w:cs="Times New Roman"/>
+          <w:spacing w:val="-2"/>
+          <w:sz w:val="24"/>
+          <w:u w:val="single"/>
+        </w:rPr>
+        <w:t>методами сортировки</w:t>
       </w:r>
       <w:r>
         <w:rPr>
@@ -1821,14 +1850,6 @@
       </w:r>
       <w:r>
         <w:rPr>
-          <w:spacing w:val="-2"/>
-          <w:sz w:val="24"/>
-          <w:u w:val="single"/>
-        </w:rPr>
-        <w:t>Асимптотический анализ алгоритма сортировки Бэтчера и его сравнение с классическими методами сортировки</w:t>
-      </w:r>
-      <w:r>
-        <w:rPr>
           <w:rFonts w:ascii="Times New Roman" w:hAnsi="Times New Roman"/>
           <w:spacing w:val="-2"/>
           <w:sz w:val="24"/>
@@ -1888,16 +1909,7 @@
           <w:sz w:val="24"/>
           <w:u w:val="single"/>
         </w:rPr>
-        <w:tab/>
-      </w:r>
-      <w:r>
-        <w:rPr>
-          <w:rFonts w:ascii="Times New Roman" w:hAnsi="Times New Roman"/>
-          <w:spacing w:val="-2"/>
-          <w:sz w:val="24"/>
-          <w:u w:val="single"/>
-        </w:rPr>
-        <w:tab/>
+        <w:t xml:space="preserve">                                       </w:t>
       </w:r>
       <w:r>
         <w:rPr>
@@ -1936,7 +1948,16 @@
           <w:sz w:val="28"/>
           <w:u w:val="single"/>
         </w:rPr>
-        <w:t xml:space="preserve">                                                                                                                                                </w:t>
+        <w:t xml:space="preserve">                                                                                                                                              </w:t>
+      </w:r>
+      <w:r>
+        <w:rPr>
+          <w:rFonts w:ascii="Times New Roman" w:hAnsi="Times New Roman"/>
+          <w:spacing w:val="-2"/>
+          <w:sz w:val="28"/>
+          <w:u w:val="single"/>
+        </w:rPr>
+        <w:t xml:space="preserve">  </w:t>
       </w:r>
     </w:p>
     <w:p>
@@ -2097,13 +2118,25 @@
         </w:rPr>
         <w:t xml:space="preserve">                                 </w:t>
       </w:r>
-      <w:r>
-        <w:rPr>
-          <w:spacing w:val="-2"/>
-          <w:sz w:val="24"/>
-          <w:u w:val="single"/>
-        </w:rPr>
-        <w:t>Муханов Дмитрий Ильич</w:t>
+      <w:proofErr w:type="spellStart"/>
+      <w:r>
+        <w:rPr>
+          <w:rFonts w:ascii="Times New Roman" w:hAnsi="Times New Roman" w:cs="Times New Roman"/>
+          <w:spacing w:val="-2"/>
+          <w:sz w:val="24"/>
+          <w:u w:val="single"/>
+        </w:rPr>
+        <w:t>Муханов</w:t>
+      </w:r>
+      <w:proofErr w:type="spellEnd"/>
+      <w:r>
+        <w:rPr>
+          <w:rFonts w:ascii="Times New Roman" w:hAnsi="Times New Roman" w:cs="Times New Roman"/>
+          <w:spacing w:val="-2"/>
+          <w:sz w:val="24"/>
+          <w:u w:val="single"/>
+        </w:rPr>
+        <w:t xml:space="preserve"> Дмитрий Ильич</w:t>
       </w:r>
       <w:r>
         <w:rPr>
@@ -2115,7 +2148,7 @@
           <w:szCs w:val="24"/>
           <w:u w:val="single"/>
         </w:rPr>
-        <w:t xml:space="preserve">                                                 </w:t>
+        <w:t xml:space="preserve">                                               </w:t>
       </w:r>
       <w:proofErr w:type="gramStart"/>
       <w:r>
@@ -2578,6 +2611,7 @@
       </w:r>
       <w:r>
         <w:rPr>
+          <w:rFonts w:ascii="Times New Roman" w:hAnsi="Times New Roman" w:cs="Times New Roman"/>
           <w:spacing w:val="-2"/>
           <w:sz w:val="24"/>
           <w:u w:val="single"/>
@@ -2586,7 +2620,7 @@
       </w:r>
       <w:r>
         <w:rPr>
-          <w:rFonts w:ascii="Times New Roman" w:eastAsia="EVLCC+TimesNewRomanPSMT" w:hAnsi="Times New Roman" w:cs="EVLCC+TimesNewRomanPSMT"/>
+          <w:rFonts w:ascii="Times New Roman" w:eastAsia="EVLCC+TimesNewRomanPSMT" w:hAnsi="Times New Roman" w:cs="Times New Roman"/>
           <w:color w:val="000000"/>
           <w:spacing w:val="-4"/>
           <w:sz w:val="24"/>
@@ -2598,7 +2632,7 @@
       <w:proofErr w:type="gramStart"/>
       <w:r>
         <w:rPr>
-          <w:rFonts w:ascii="Times New Roman" w:eastAsia="EVLCC+TimesNewRomanPSMT" w:hAnsi="Times New Roman" w:cs="EVLCC+TimesNewRomanPSMT"/>
+          <w:rFonts w:ascii="Times New Roman" w:eastAsia="EVLCC+TimesNewRomanPSMT" w:hAnsi="Times New Roman" w:cs="Times New Roman"/>
           <w:color w:val="000000"/>
           <w:spacing w:val="-4"/>
           <w:sz w:val="24"/>
@@ -2947,9 +2981,9 @@
           <w:szCs w:val="24"/>
           <w:u w:val="single"/>
         </w:rPr>
-        <w:t xml:space="preserve">                                                                                                                                 </w:t>
-      </w:r>
-      <w:proofErr w:type="gramStart"/>
+        <w:t xml:space="preserve">                                   </w:t>
+      </w:r>
+      <w:proofErr w:type="spellStart"/>
       <w:r>
         <w:rPr>
           <w:rFonts w:ascii="Times New Roman" w:eastAsia="EVLCC+TimesNewRomanPSMT" w:hAnsi="Times New Roman" w:cs="EVLCC+TimesNewRomanPSMT"/>
@@ -2959,7 +2993,41 @@
           <w:szCs w:val="24"/>
           <w:u w:val="single"/>
         </w:rPr>
-        <w:t xml:space="preserve">   </w:t>
+        <w:t>Мокряков</w:t>
+      </w:r>
+      <w:proofErr w:type="spellEnd"/>
+      <w:r>
+        <w:rPr>
+          <w:rFonts w:ascii="Times New Roman" w:eastAsia="EVLCC+TimesNewRomanPSMT" w:hAnsi="Times New Roman" w:cs="EVLCC+TimesNewRomanPSMT"/>
+          <w:color w:val="000000"/>
+          <w:spacing w:val="-4"/>
+          <w:sz w:val="24"/>
+          <w:szCs w:val="24"/>
+          <w:u w:val="single"/>
+        </w:rPr>
+        <w:t xml:space="preserve"> Алексей Викторович.     </w:t>
+      </w:r>
+      <w:r>
+        <w:rPr>
+          <w:rFonts w:ascii="Times New Roman" w:eastAsia="EVLCC+TimesNewRomanPSMT" w:hAnsi="Times New Roman" w:cs="EVLCC+TimesNewRomanPSMT"/>
+          <w:color w:val="000000"/>
+          <w:spacing w:val="-4"/>
+          <w:sz w:val="24"/>
+          <w:szCs w:val="24"/>
+          <w:u w:val="single"/>
+        </w:rPr>
+        <w:t xml:space="preserve">                                 </w:t>
+      </w:r>
+      <w:r>
+        <w:rPr>
+          <w:rFonts w:ascii="Times New Roman" w:eastAsia="EVLCC+TimesNewRomanPSMT" w:hAnsi="Times New Roman" w:cs="EVLCC+TimesNewRomanPSMT"/>
+          <w:color w:val="000000"/>
+          <w:spacing w:val="-4"/>
+          <w:sz w:val="24"/>
+          <w:szCs w:val="24"/>
+          <w:u w:val="single"/>
+        </w:rPr>
+        <w:t xml:space="preserve"> </w:t>
       </w:r>
       <w:r>
         <w:rPr>
@@ -2971,7 +3039,6 @@
         </w:rPr>
         <w:t>(</w:t>
       </w:r>
-      <w:proofErr w:type="gramEnd"/>
       <w:r>
         <w:rPr>
           <w:rFonts w:ascii="Times New Roman" w:hAnsi="Times New Roman"/>
@@ -3202,7 +3269,6 @@
           <w:rFonts w:ascii="Times New Roman" w:hAnsi="Times New Roman"/>
           <w:sz w:val="24"/>
           <w:szCs w:val="24"/>
-          <w:lang w:val="en-US"/>
         </w:rPr>
       </w:pPr>
     </w:p>
@@ -3572,6 +3638,13 @@
           <w:szCs w:val="16"/>
         </w:rPr>
         <w:tab/>
+      </w:r>
+      <w:r>
+        <w:rPr>
+          <w:rFonts w:ascii="Times New Roman" w:hAnsi="Times New Roman"/>
+          <w:sz w:val="16"/>
+          <w:szCs w:val="16"/>
+        </w:rPr>
         <w:t xml:space="preserve">                                                                                             (фамилия, имя, отчество полностью)</w:t>
       </w:r>
     </w:p>

--- a/Титульник.docx
+++ b/Титульник.docx
@@ -1207,7 +1207,7 @@
           <w:szCs w:val="24"/>
           <w:u w:val="single"/>
         </w:rPr>
-        <w:t>Информатика и компьютерные науки</w:t>
+        <w:t>Искусственный интеллект и суперкомпьютерные технологии</w:t>
       </w:r>
       <w:r>
         <w:rPr>
@@ -1773,15 +1773,7 @@
           <w:spacing w:val="-2"/>
           <w:sz w:val="24"/>
         </w:rPr>
-        <w:t>На тему</w:t>
-      </w:r>
-      <w:r>
-        <w:rPr>
-          <w:rFonts w:ascii="Times New Roman" w:hAnsi="Times New Roman"/>
-          <w:spacing w:val="-2"/>
-          <w:sz w:val="24"/>
-        </w:rPr>
-        <w:t>:</w:t>
+        <w:t>На тему:</w:t>
       </w:r>
       <w:r>
         <w:rPr>
@@ -1948,16 +1940,7 @@
           <w:sz w:val="28"/>
           <w:u w:val="single"/>
         </w:rPr>
-        <w:t xml:space="preserve">                                                                                                                                              </w:t>
-      </w:r>
-      <w:r>
-        <w:rPr>
-          <w:rFonts w:ascii="Times New Roman" w:hAnsi="Times New Roman"/>
-          <w:spacing w:val="-2"/>
-          <w:sz w:val="28"/>
-          <w:u w:val="single"/>
-        </w:rPr>
-        <w:t xml:space="preserve">  </w:t>
+        <w:t xml:space="preserve">                                                                                                                                                </w:t>
       </w:r>
     </w:p>
     <w:p>
@@ -3638,13 +3621,6 @@
           <w:szCs w:val="16"/>
         </w:rPr>
         <w:tab/>
-      </w:r>
-      <w:r>
-        <w:rPr>
-          <w:rFonts w:ascii="Times New Roman" w:hAnsi="Times New Roman"/>
-          <w:sz w:val="16"/>
-          <w:szCs w:val="16"/>
-        </w:rPr>
         <w:t xml:space="preserve">                                                                                             (фамилия, имя, отчество полностью)</w:t>
       </w:r>
     </w:p>
